--- a/generated-contracts/src/main/resources/templates/02BaoCaoDeNghiGiaiNganKiemGiayNhanNo.docx
+++ b/generated-contracts/src/main/resources/templates/02BaoCaoDeNghiGiaiNganKiemGiayNhanNo.docx
@@ -1,6 +1,6 @@
 
 <file path=word/document.xml><?xml version="1.0" encoding="utf-8"?>
-<w:document xmlns:wpc="http://schemas.microsoft.com/office/word/2010/wordprocessingCanvas" xmlns:cx="http://schemas.microsoft.com/office/drawing/2014/chartex" xmlns:mc="http://schemas.openxmlformats.org/markup-compatibility/2006" xmlns:o="urn:schemas-microsoft-com:office:office" xmlns:r="http://schemas.openxmlformats.org/officeDocument/2006/relationships" xmlns:m="http://schemas.openxmlformats.org/officeDocument/2006/math" xmlns:v="urn:schemas-microsoft-com:vml" xmlns:wp14="http://schemas.microsoft.com/office/word/2010/wordprocessingDrawing" xmlns:wp="http://schemas.openxmlformats.org/drawingml/2006/wordprocessingDrawing" xmlns:w10="urn:schemas-microsoft-com:office:word" xmlns:w="http://schemas.openxmlformats.org/wordprocessingml/2006/main" xmlns:w14="http://schemas.microsoft.com/office/word/2010/wordml" xmlns:w15="http://schemas.microsoft.com/office/word/2012/wordml" xmlns:w16se="http://schemas.microsoft.com/office/word/2015/wordml/symex" xmlns:wpg="http://schemas.microsoft.com/office/word/2010/wordprocessingGroup" xmlns:wpi="http://schemas.microsoft.com/office/word/2010/wordprocessingInk" xmlns:wne="http://schemas.microsoft.com/office/word/2006/wordml" xmlns:wps="http://schemas.microsoft.com/office/word/2010/wordprocessingShape" mc:Ignorable="w14 w15 w16se wp14">
+<w:document xmlns:wpc="http://schemas.microsoft.com/office/word/2010/wordprocessingCanvas" xmlns:cx="http://schemas.microsoft.com/office/drawing/2014/chartex" xmlns:cx1="http://schemas.microsoft.com/office/drawing/2015/9/8/chartex" xmlns:cx2="http://schemas.microsoft.com/office/drawing/2015/10/21/chartex" xmlns:cx3="http://schemas.microsoft.com/office/drawing/2016/5/9/chartex" xmlns:cx4="http://schemas.microsoft.com/office/drawing/2016/5/10/chartex" xmlns:cx5="http://schemas.microsoft.com/office/drawing/2016/5/11/chartex" xmlns:cx6="http://schemas.microsoft.com/office/drawing/2016/5/12/chartex" xmlns:cx7="http://schemas.microsoft.com/office/drawing/2016/5/13/chartex" xmlns:cx8="http://schemas.microsoft.com/office/drawing/2016/5/14/chartex" xmlns:mc="http://schemas.openxmlformats.org/markup-compatibility/2006" xmlns:aink="http://schemas.microsoft.com/office/drawing/2016/ink" xmlns:am3d="http://schemas.microsoft.com/office/drawing/2017/model3d" xmlns:o="urn:schemas-microsoft-com:office:office" xmlns:oel="http://schemas.microsoft.com/office/2019/extlst" xmlns:r="http://schemas.openxmlformats.org/officeDocument/2006/relationships" xmlns:m="http://schemas.openxmlformats.org/officeDocument/2006/math" xmlns:v="urn:schemas-microsoft-com:vml" xmlns:wp14="http://schemas.microsoft.com/office/word/2010/wordprocessingDrawing" xmlns:wp="http://schemas.openxmlformats.org/drawingml/2006/wordprocessingDrawing" xmlns:w10="urn:schemas-microsoft-com:office:word" xmlns:w="http://schemas.openxmlformats.org/wordprocessingml/2006/main" xmlns:w14="http://schemas.microsoft.com/office/word/2010/wordml" xmlns:w15="http://schemas.microsoft.com/office/word/2012/wordml" xmlns:w16cex="http://schemas.microsoft.com/office/word/2018/wordml/cex" xmlns:w16cid="http://schemas.microsoft.com/office/word/2016/wordml/cid" xmlns:w16="http://schemas.microsoft.com/office/word/2018/wordml" xmlns:w16du="http://schemas.microsoft.com/office/word/2023/wordml/word16du" xmlns:w16sdtdh="http://schemas.microsoft.com/office/word/2020/wordml/sdtdatahash" xmlns:w16sdtfl="http://schemas.microsoft.com/office/word/2024/wordml/sdtformatlock" xmlns:w16se="http://schemas.microsoft.com/office/word/2015/wordml/symex" xmlns:wpg="http://schemas.microsoft.com/office/word/2010/wordprocessingGroup" xmlns:wpi="http://schemas.microsoft.com/office/word/2010/wordprocessingInk" xmlns:wne="http://schemas.microsoft.com/office/word/2006/wordml" xmlns:wps="http://schemas.microsoft.com/office/word/2010/wordprocessingShape" mc:Ignorable="w14 w15 w16se w16cid w16 w16cex w16sdtdh w16sdtfl w16du wp14">
   <w:body>
     <w:p>
       <w:pPr>
@@ -13,130 +13,6 @@
           <w:szCs w:val="28"/>
         </w:rPr>
       </w:pPr>
-      <w:r>
-        <w:rPr>
-          <w:rFonts w:ascii="Times New Roman" w:hAnsi="Times New Roman" w:cs="Times New Roman"/>
-          <w:b/>
-          <w:sz w:val="28"/>
-          <w:szCs w:val="28"/>
-        </w:rPr>
-        <mc:AlternateContent>
-          <mc:Choice Requires="wps">
-            <w:drawing>
-              <wp:anchor distT="0" distB="0" distL="114300" distR="114300" simplePos="0" relativeHeight="251660288" behindDoc="0" locked="0" layoutInCell="1" allowOverlap="1" wp14:anchorId="1282BF89" wp14:editId="3CFA9448">
-                <wp:simplePos x="0" y="0"/>
-                <wp:positionH relativeFrom="page">
-                  <wp:posOffset>6724650</wp:posOffset>
-                </wp:positionH>
-                <wp:positionV relativeFrom="paragraph">
-                  <wp:posOffset>-1038225</wp:posOffset>
-                </wp:positionV>
-                <wp:extent cx="1019175" cy="885825"/>
-                <wp:effectExtent l="0" t="0" r="28575" b="28575"/>
-                <wp:wrapNone/>
-                <wp:docPr id="5" name="Decagon 5"/>
-                <wp:cNvGraphicFramePr/>
-                <a:graphic xmlns:a="http://schemas.openxmlformats.org/drawingml/2006/main">
-                  <a:graphicData uri="http://schemas.microsoft.com/office/word/2010/wordprocessingShape">
-                    <wps:wsp>
-                      <wps:cNvSpPr/>
-                      <wps:spPr>
-                        <a:xfrm>
-                          <a:off x="0" y="0"/>
-                          <a:ext cx="1019175" cy="885825"/>
-                        </a:xfrm>
-                        <a:prstGeom prst="decagon">
-                          <a:avLst/>
-                        </a:prstGeom>
-                      </wps:spPr>
-                      <wps:style>
-                        <a:lnRef idx="2">
-                          <a:schemeClr val="dk1"/>
-                        </a:lnRef>
-                        <a:fillRef idx="1">
-                          <a:schemeClr val="lt1"/>
-                        </a:fillRef>
-                        <a:effectRef idx="0">
-                          <a:schemeClr val="dk1"/>
-                        </a:effectRef>
-                        <a:fontRef idx="minor">
-                          <a:schemeClr val="dk1"/>
-                        </a:fontRef>
-                      </wps:style>
-                      <wps:txbx>
-                        <w:txbxContent>
-                          <w:p>
-                            <w:pPr>
-                              <w:jc w:val="center"/>
-                              <w:rPr>
-                                <w:b/>
-                                <w:sz w:val="68"/>
-                              </w:rPr>
-                            </w:pPr>
-                            <w:bookmarkStart w:id="0" w:name="_GoBack"/>
-                            <w:r>
-                              <w:rPr>
-                                <w:b/>
-                                <w:sz w:val="68"/>
-                              </w:rPr>
-                              <w:t>02</w:t>
-                            </w:r>
-                            <w:bookmarkEnd w:id="0"/>
-                          </w:p>
-                        </w:txbxContent>
-                      </wps:txbx>
-                      <wps:bodyPr rot="0" spcFirstLastPara="0" vertOverflow="overflow" horzOverflow="overflow" vert="horz" wrap="square" lIns="91440" tIns="45720" rIns="91440" bIns="45720" numCol="1" spcCol="0" rtlCol="0" fromWordArt="0" anchor="ctr" anchorCtr="0" forceAA="0" compatLnSpc="1">
-                        <a:prstTxWarp prst="textNoShape">
-                          <a:avLst/>
-                        </a:prstTxWarp>
-                        <a:noAutofit/>
-                      </wps:bodyPr>
-                    </wps:wsp>
-                  </a:graphicData>
-                </a:graphic>
-                <wp14:sizeRelH relativeFrom="margin">
-                  <wp14:pctWidth>0</wp14:pctWidth>
-                </wp14:sizeRelH>
-                <wp14:sizeRelV relativeFrom="margin">
-                  <wp14:pctHeight>0</wp14:pctHeight>
-                </wp14:sizeRelV>
-              </wp:anchor>
-            </w:drawing>
-          </mc:Choice>
-          <mc:Fallback>
-            <w:pict>
-              <v:shape w14:anchorId="1282BF89" id="Decagon 5" o:spid="_x0000_s1026" style="position:absolute;left:0;text-align:left;margin-left:529.5pt;margin-top:-81.75pt;width:80.25pt;height:69.75pt;z-index:251660288;visibility:visible;mso-wrap-style:square;mso-width-percent:0;mso-height-percent:0;mso-wrap-distance-left:9pt;mso-wrap-distance-top:0;mso-wrap-distance-right:9pt;mso-wrap-distance-bottom:0;mso-position-horizontal:absolute;mso-position-horizontal-relative:page;mso-position-vertical:absolute;mso-position-vertical-relative:text;mso-width-percent:0;mso-height-percent:0;mso-width-relative:margin;mso-height-relative:margin;v-text-anchor:middle" coordsize="1019175,885825" o:spt="100" o:gfxdata="UEsDBBQABgAIAAAAIQC2gziS/gAAAOEBAAATAAAAW0NvbnRlbnRfVHlwZXNdLnhtbJSRQU7DMBBF&#10;90jcwfIWJU67QAgl6YK0S0CoHGBkTxKLZGx5TGhvj5O2G0SRWNoz/78nu9wcxkFMGNg6quQqL6RA&#10;0s5Y6ir5vt9lD1JwBDIwOMJKHpHlpr69KfdHjyxSmriSfYz+USnWPY7AufNIadK6MEJMx9ApD/oD&#10;OlTrorhX2lFEilmcO2RdNtjC5xDF9pCuTyYBB5bi6bQ4syoJ3g9WQ0ymaiLzg5KdCXlKLjvcW893&#10;SUOqXwnz5DrgnHtJTxOsQfEKIT7DmDSUCaxw7Rqn8787ZsmRM9e2VmPeBN4uqYvTtW7jvijg9N/y&#10;JsXecLq0q+WD6m8AAAD//wMAUEsDBBQABgAIAAAAIQA4/SH/1gAAAJQBAAALAAAAX3JlbHMvLnJl&#10;bHOkkMFqwzAMhu+DvYPRfXGawxijTi+j0GvpHsDYimMaW0Yy2fr2M4PBMnrbUb/Q94l/f/hMi1qR&#10;JVI2sOt6UJgd+ZiDgffL8ekFlFSbvV0oo4EbChzGx4f9GRdb25HMsYhqlCwG5lrLq9biZkxWOiqY&#10;22YiTra2kYMu1l1tQD30/bPm3wwYN0x18gb45AdQl1tp5j/sFB2T0FQ7R0nTNEV3j6o9feQzro1i&#10;OWA14Fm+Q8a1a8+Bvu/d/dMb2JY5uiPbhG/ktn4cqGU/er3pcvwCAAD//wMAUEsDBBQABgAIAAAA&#10;IQA82eB7ZQIAABYFAAAOAAAAZHJzL2Uyb0RvYy54bWysVN9P2zAQfp+0/8Hy+0hT0VEqUlSBmCYh&#10;QIOJZ9ex22i2zzu7Tbq/fmcnDYihPUx7ce5y990vf+eLy84atlcYGnAVL08mnCknoW7cpuLfn24+&#10;zTkLUbhaGHCq4gcV+OXy44eL1i/UFLZgaoWMgriwaH3FtzH6RVEEuVVWhBPwypFRA1oRScVNUaNo&#10;Kbo1xXQy+Vy0gLVHkCoE+nvdG/kyx9dayXivdVCRmYpTbTGfmM91OovlhVhsUPhtI4cyxD9UYUXj&#10;KOkY6lpEwXbY/BHKNhIhgI4nEmwBWjdS5R6om3LyppvHrfAq90LDCX4cU/h/YeXd/gFZU1d8xpkT&#10;lq7oWkmxAcdmaTitDwvyefQPOGiBxNRpp9GmL/XAujzQwzhQ1UUm6Wc5Kc/LM4osyTafz+bTHLR4&#10;QXsM8YsCy5JQ8brPnUcp9rchUlLyPnqRkgrqS8hSPBiVqjDum9LUByWdZnRmkLoyyPaC7r7+UaZ2&#10;KFb2TBDdGDOCyvdAJh5Bg2+CqcyqETh5D/iSbfTOGcHFEWgbB/h3sO79j133vaa2Y7fuhutYQ32g&#10;G0ToqR28vGlolLcixAeBxGViPe1nvKdDG2grDoPE2Rbw13v/kz9RjKyctbQbFQ8/dwIVZ+arI/Kd&#10;l6enaZmycjo7m5KCry3r1xa3s1dAV1DSS+BlFpN/NEdRI9hnWuNVykom4STlrriMeFSuYr+z9BBI&#10;tVplN1ogL+Kte/QyBU8DTjx56p4F+oFPkZh4B8c9Eos3nOp9E9LBahdBN5lwacT9XIfR0/Jl7gwP&#10;Rdru13r2ennOlr8BAAD//wMAUEsDBBQABgAIAAAAIQD9F3a23gAAAA4BAAAPAAAAZHJzL2Rvd25y&#10;ZXYueG1sTE/LTsMwELwj8Q/WInFr7aS0oiFOBYieOLUgwdGJFyciXkex26Z/z/ZEbzs7o3mUm8n3&#10;4ohj7AJpyOYKBFITbEdOw+fHdvYIIiZD1vSBUMMZI2yq25vSFDacaIfHfXKCTSgWRkOb0lBIGZsW&#10;vYnzMCAx9xNGbxLD0Uk7mhOb+17mSq2kNx1xQmsGfG2x+d0fPOfWOzekrftanO2Lwv49vAX1rfX9&#10;3fT8BCLhlP7FcKnP1aHiTnU4kI2iZ6yWax6TNMyy1WIJ4qLJszVfNf/yBwWyKuX1jOoPAAD//wMA&#10;UEsBAi0AFAAGAAgAAAAhALaDOJL+AAAA4QEAABMAAAAAAAAAAAAAAAAAAAAAAFtDb250ZW50X1R5&#10;cGVzXS54bWxQSwECLQAUAAYACAAAACEAOP0h/9YAAACUAQAACwAAAAAAAAAAAAAAAAAvAQAAX3Jl&#10;bHMvLnJlbHNQSwECLQAUAAYACAAAACEAPNnge2UCAAAWBQAADgAAAAAAAAAAAAAAAAAuAgAAZHJz&#10;L2Uyb0RvYy54bWxQSwECLQAUAAYACAAAACEA/Rd2tt4AAAAOAQAADwAAAAAAAAAAAAAAAAC/BAAA&#10;ZHJzL2Rvd25yZXYueG1sUEsFBgAAAAAEAAQA8wAAAMoFAAAAAA==&#10;" adj="-11796480,,5400" path="m,442913l97323,169178,352116,1r314943,l921852,169178r97323,273735l921852,716647,667059,885824r-314943,l97323,716647,,442913xe" fillcolor="white [3201]" strokecolor="black [3200]" strokeweight="2pt">
-                <v:stroke joinstyle="miter"/>
-                <v:formulas/>
-                <v:path arrowok="t" o:connecttype="custom" o:connectlocs="0,442913;97323,169178;352116,1;667059,1;921852,169178;1019175,442913;921852,716647;667059,885824;352116,885824;97323,716647;0,442913" o:connectangles="0,0,0,0,0,0,0,0,0,0,0" textboxrect="0,0,1019175,885825"/>
-                <v:textbox>
-                  <w:txbxContent>
-                    <w:p>
-                      <w:pPr>
-                        <w:jc w:val="center"/>
-                        <w:rPr>
-                          <w:b/>
-                          <w:sz w:val="68"/>
-                        </w:rPr>
-                      </w:pPr>
-                      <w:bookmarkStart w:id="1" w:name="_GoBack"/>
-                      <w:r>
-                        <w:rPr>
-                          <w:b/>
-                          <w:sz w:val="68"/>
-                        </w:rPr>
-                        <w:t>02</w:t>
-                      </w:r>
-                      <w:bookmarkEnd w:id="1"/>
-                    </w:p>
-                  </w:txbxContent>
-                </v:textbox>
-                <w10:wrap anchorx="page"/>
-              </v:shape>
-            </w:pict>
-          </mc:Fallback>
-        </mc:AlternateContent>
-      </w:r>
       <w:r>
         <w:rPr>
           <w:rFonts w:ascii="Times New Roman" w:hAnsi="Times New Roman"/>
@@ -458,6 +334,67 @@
       <w:r>
         <w:rPr>
           <w:rFonts w:ascii="Times New Roman" w:hAnsi="Times New Roman"/>
+          <w:bCs/>
+          <w:sz w:val="28"/>
+          <w:szCs w:val="28"/>
+        </w:rPr>
+        <w:t xml:space="preserve">; </w:t>
+      </w:r>
+      <w:r>
+        <w:rPr>
+          <w:rFonts w:ascii="Times New Roman" w:hAnsi="Times New Roman"/>
+          <w:sz w:val="28"/>
+          <w:szCs w:val="28"/>
+        </w:rPr>
+        <w:t>Sinh ngày: {{nskh}}</w:t>
+      </w:r>
+    </w:p>
+    <w:p>
+      <w:pPr>
+        <w:pStyle w:val="ListParagraph"/>
+        <w:spacing w:after="0" w:line="240" w:lineRule="auto"/>
+        <w:ind w:left="1140"/>
+        <w:rPr>
+          <w:rFonts w:ascii="Times New Roman" w:hAnsi="Times New Roman"/>
+          <w:sz w:val="28"/>
+          <w:szCs w:val="28"/>
+        </w:rPr>
+      </w:pPr>
+      <w:r>
+        <w:rPr>
+          <w:rFonts w:ascii="Times New Roman" w:hAnsi="Times New Roman"/>
+          <w:sz w:val="28"/>
+          <w:szCs w:val="28"/>
+        </w:rPr>
+        <w:t>Số thẻ thành</w:t>
+      </w:r>
+      <w:r>
+        <w:rPr>
+          <w:rFonts w:ascii="Times New Roman" w:hAnsi="Times New Roman"/>
+          <w:sz w:val="28"/>
+          <w:szCs w:val="28"/>
+        </w:rPr>
+        <w:t xml:space="preserve"> viên:</w:t>
+      </w:r>
+      <w:r>
+        <w:rPr>
+          <w:rFonts w:ascii="Times New Roman" w:hAnsi="Times New Roman"/>
+          <w:sz w:val="28"/>
+          <w:szCs w:val="28"/>
+        </w:rPr>
+        <w:t xml:space="preserve"> {{sttv}}</w:t>
+      </w:r>
+      <w:r>
+        <w:rPr>
+          <w:rFonts w:ascii="Times New Roman" w:hAnsi="Times New Roman"/>
+          <w:sz w:val="28"/>
+          <w:szCs w:val="28"/>
+        </w:rPr>
+        <w:t>;</w:t>
+      </w:r>
+      <w:r>
+        <w:rPr>
+          <w:rFonts w:ascii="Times New Roman" w:hAnsi="Times New Roman"/>
           <w:sz w:val="28"/>
           <w:szCs w:val="28"/>
         </w:rPr>
@@ -469,24 +406,100 @@
           <w:sz w:val="28"/>
           <w:szCs w:val="28"/>
         </w:rPr>
+        <w:t>Số điện thoại: {{sdtkh}}.</w:t>
+      </w:r>
+    </w:p>
+    <w:p>
+      <w:pPr>
+        <w:pStyle w:val="ListParagraph"/>
+        <w:spacing w:after="0" w:line="240" w:lineRule="auto"/>
+        <w:ind w:left="1140"/>
+        <w:rPr>
+          <w:rFonts w:ascii="Times New Roman" w:hAnsi="Times New Roman"/>
+          <w:sz w:val="28"/>
+          <w:szCs w:val="28"/>
+        </w:rPr>
+      </w:pPr>
+      <w:r>
+        <w:rPr>
+          <w:rFonts w:ascii="Times New Roman" w:hAnsi="Times New Roman"/>
+          <w:sz w:val="28"/>
+          <w:szCs w:val="28"/>
+        </w:rPr>
+        <w:t>Số</w:t>
+      </w:r>
+      <w:r>
+        <w:rPr>
+          <w:rFonts w:ascii="Times New Roman" w:hAnsi="Times New Roman"/>
+          <w:sz w:val="28"/>
+          <w:szCs w:val="28"/>
+        </w:rPr>
+        <w:t xml:space="preserve"> CC/C</w:t>
+      </w:r>
+      <w:r>
+        <w:rPr>
+          <w:rFonts w:ascii="Times New Roman" w:hAnsi="Times New Roman"/>
+          <w:sz w:val="28"/>
+          <w:szCs w:val="28"/>
+        </w:rPr>
+        <w:t xml:space="preserve">CCD: </w:t>
+      </w:r>
+      <w:r>
+        <w:rPr>
+          <w:rFonts w:ascii="Times New Roman" w:hAnsi="Times New Roman"/>
+          <w:sz w:val="28"/>
+          <w:szCs w:val="28"/>
+        </w:rPr>
+        <w:t>{{cccdkh}}</w:t>
+      </w:r>
+      <w:r>
+        <w:rPr>
+          <w:rFonts w:ascii="Times New Roman" w:hAnsi="Times New Roman"/>
+          <w:sz w:val="28"/>
+          <w:szCs w:val="28"/>
+        </w:rPr>
+        <w:t>;</w:t>
+      </w:r>
+      <w:r>
+        <w:rPr>
+          <w:rFonts w:ascii="Times New Roman" w:hAnsi="Times New Roman"/>
+          <w:sz w:val="28"/>
+          <w:szCs w:val="28"/>
+        </w:rPr>
+        <w:t xml:space="preserve"> </w:t>
+      </w:r>
+      <w:r>
+        <w:rPr>
+          <w:rFonts w:ascii="Times New Roman" w:hAnsi="Times New Roman"/>
+          <w:sz w:val="28"/>
+          <w:szCs w:val="28"/>
+        </w:rPr>
+        <w:t>Ngày cấ</w:t>
+      </w:r>
+      <w:r>
+        <w:rPr>
+          <w:rFonts w:ascii="Times New Roman" w:hAnsi="Times New Roman"/>
+          <w:sz w:val="28"/>
+          <w:szCs w:val="28"/>
+        </w:rPr>
+        <w:t>p: {{nckh}}</w:t>
+      </w:r>
+      <w:r>
+        <w:rPr>
+          <w:rFonts w:ascii="Times New Roman" w:hAnsi="Times New Roman"/>
+          <w:sz w:val="28"/>
+          <w:szCs w:val="28"/>
+        </w:rPr>
+        <w:t>.</w:t>
+      </w:r>
+      <w:r>
+        <w:rPr>
+          <w:rFonts w:ascii="Times New Roman" w:hAnsi="Times New Roman"/>
+          <w:sz w:val="28"/>
+          <w:szCs w:val="28"/>
+        </w:rPr>
         <w:tab/>
       </w:r>
-      <w:r>
-        <w:rPr>
-          <w:rFonts w:ascii="Times New Roman" w:hAnsi="Times New Roman"/>
-          <w:sz w:val="28"/>
-          <w:szCs w:val="28"/>
-        </w:rPr>
-        <w:t xml:space="preserve">  </w:t>
-      </w:r>
-      <w:r>
-        <w:rPr>
-          <w:rFonts w:ascii="Times New Roman" w:hAnsi="Times New Roman"/>
-          <w:sz w:val="28"/>
-          <w:szCs w:val="28"/>
-        </w:rPr>
-        <w:t>Sinh ngày: {{nskh}}</w:t>
-      </w:r>
     </w:p>
     <w:p>
       <w:pPr>
@@ -505,39 +518,7 @@
           <w:sz w:val="28"/>
           <w:szCs w:val="28"/>
         </w:rPr>
-        <w:t>Số thẻ thành</w:t>
-      </w:r>
-      <w:r>
-        <w:rPr>
-          <w:rFonts w:ascii="Times New Roman" w:hAnsi="Times New Roman"/>
-          <w:sz w:val="28"/>
-          <w:szCs w:val="28"/>
-        </w:rPr>
-        <w:t xml:space="preserve"> viên: {{sttv}}</w:t>
-      </w:r>
-      <w:r>
-        <w:rPr>
-          <w:rFonts w:ascii="Times New Roman" w:hAnsi="Times New Roman"/>
-          <w:sz w:val="28"/>
-          <w:szCs w:val="28"/>
-        </w:rPr>
-        <w:t xml:space="preserve">                    </w:t>
-      </w:r>
-      <w:r>
-        <w:rPr>
-          <w:rFonts w:ascii="Times New Roman" w:hAnsi="Times New Roman"/>
-          <w:sz w:val="28"/>
-          <w:szCs w:val="28"/>
-        </w:rPr>
-        <w:t xml:space="preserve">     </w:t>
-      </w:r>
-      <w:r>
-        <w:rPr>
-          <w:rFonts w:ascii="Times New Roman" w:hAnsi="Times New Roman"/>
-          <w:sz w:val="28"/>
-          <w:szCs w:val="28"/>
-        </w:rPr>
-        <w:t>Số điện thoại: {{sdtkh}}.</w:t>
+        <w:t>Nơi cấp: {{nccccdkh}}.</w:t>
       </w:r>
     </w:p>
     <w:p>
@@ -557,6 +538,135 @@
           <w:sz w:val="28"/>
           <w:szCs w:val="28"/>
         </w:rPr>
+        <w:t>Địa chỉ thườ</w:t>
+      </w:r>
+      <w:r>
+        <w:rPr>
+          <w:rFonts w:ascii="Times New Roman" w:hAnsi="Times New Roman"/>
+          <w:sz w:val="28"/>
+          <w:szCs w:val="28"/>
+        </w:rPr>
+        <w:t>ng tr</w:t>
+      </w:r>
+      <w:r>
+        <w:rPr>
+          <w:rFonts w:ascii="Times New Roman" w:hAnsi="Times New Roman"/>
+          <w:sz w:val="28"/>
+          <w:szCs w:val="28"/>
+        </w:rPr>
+        <w:t>ú: {{ttkh}}</w:t>
+      </w:r>
+    </w:p>
+    <w:p>
+      <w:pPr>
+        <w:pStyle w:val="ListParagraph"/>
+        <w:spacing w:after="0" w:line="240" w:lineRule="auto"/>
+        <w:ind w:left="1140"/>
+        <w:rPr>
+          <w:rFonts w:ascii="Times New Roman" w:hAnsi="Times New Roman"/>
+          <w:sz w:val="28"/>
+          <w:szCs w:val="28"/>
+        </w:rPr>
+      </w:pPr>
+      <w:r>
+        <w:rPr>
+          <w:rFonts w:ascii="Times New Roman" w:hAnsi="Times New Roman"/>
+          <w:sz w:val="28"/>
+          <w:szCs w:val="28"/>
+        </w:rPr>
+        <w:t xml:space="preserve">Và </w:t>
+      </w:r>
+      <w:r>
+        <w:rPr>
+          <w:rFonts w:ascii="Times New Roman" w:hAnsi="Times New Roman"/>
+          <w:sz w:val="28"/>
+          <w:szCs w:val="28"/>
+        </w:rPr>
+        <w:t>(</w:t>
+      </w:r>
+      <w:r>
+        <w:rPr>
+          <w:rFonts w:ascii="Times New Roman" w:hAnsi="Times New Roman"/>
+          <w:sz w:val="28"/>
+          <w:szCs w:val="28"/>
+        </w:rPr>
+        <w:t>ông/bà</w:t>
+      </w:r>
+      <w:r>
+        <w:rPr>
+          <w:rFonts w:ascii="Times New Roman" w:hAnsi="Times New Roman"/>
+          <w:sz w:val="28"/>
+          <w:szCs w:val="28"/>
+        </w:rPr>
+        <w:t>)</w:t>
+      </w:r>
+      <w:r>
+        <w:rPr>
+          <w:rFonts w:ascii="Times New Roman" w:hAnsi="Times New Roman"/>
+          <w:sz w:val="28"/>
+          <w:szCs w:val="28"/>
+        </w:rPr>
+        <w:t xml:space="preserve">: </w:t>
+      </w:r>
+      <w:r>
+        <w:rPr>
+          <w:rFonts w:ascii="Times New Roman" w:hAnsi="Times New Roman"/>
+          <w:b/>
+          <w:sz w:val="28"/>
+          <w:szCs w:val="28"/>
+        </w:rPr>
+        <w:t>{{ntkh}}</w:t>
+      </w:r>
+      <w:r>
+        <w:rPr>
+          <w:rFonts w:ascii="Times New Roman" w:hAnsi="Times New Roman"/>
+          <w:sz w:val="28"/>
+          <w:szCs w:val="28"/>
+        </w:rPr>
+        <w:t xml:space="preserve">; </w:t>
+      </w:r>
+      <w:r>
+        <w:rPr>
+          <w:rFonts w:ascii="Times New Roman" w:hAnsi="Times New Roman"/>
+          <w:sz w:val="28"/>
+          <w:szCs w:val="28"/>
+        </w:rPr>
+        <w:t>Sinh ngày</w:t>
+      </w:r>
+      <w:r>
+        <w:rPr>
+          <w:rFonts w:ascii="Times New Roman" w:hAnsi="Times New Roman"/>
+          <w:sz w:val="28"/>
+          <w:szCs w:val="28"/>
+        </w:rPr>
+        <w:t>: {{nsnt}}</w:t>
+      </w:r>
+      <w:r>
+        <w:rPr>
+          <w:rFonts w:ascii="Times New Roman" w:hAnsi="Times New Roman"/>
+          <w:sz w:val="28"/>
+          <w:szCs w:val="28"/>
+        </w:rPr>
+        <w:t>.</w:t>
+      </w:r>
+    </w:p>
+    <w:p>
+      <w:pPr>
+        <w:pStyle w:val="ListParagraph"/>
+        <w:spacing w:after="0" w:line="240" w:lineRule="auto"/>
+        <w:ind w:left="1140"/>
+        <w:rPr>
+          <w:rFonts w:ascii="Times New Roman" w:hAnsi="Times New Roman"/>
+          <w:sz w:val="28"/>
+          <w:szCs w:val="28"/>
+        </w:rPr>
+      </w:pPr>
+      <w:r>
+        <w:rPr>
+          <w:rFonts w:ascii="Times New Roman" w:hAnsi="Times New Roman"/>
+          <w:sz w:val="28"/>
+          <w:szCs w:val="28"/>
+        </w:rPr>
         <w:t>Số</w:t>
       </w:r>
       <w:r>
@@ -565,296 +675,6 @@
           <w:sz w:val="28"/>
           <w:szCs w:val="28"/>
         </w:rPr>
-        <w:t xml:space="preserve"> CC/C</w:t>
-      </w:r>
-      <w:r>
-        <w:rPr>
-          <w:rFonts w:ascii="Times New Roman" w:hAnsi="Times New Roman"/>
-          <w:sz w:val="28"/>
-          <w:szCs w:val="28"/>
-        </w:rPr>
-        <w:t>CCD: {{cccdkh}}</w:t>
-      </w:r>
-      <w:r>
-        <w:rPr>
-          <w:rFonts w:ascii="Times New Roman" w:hAnsi="Times New Roman"/>
-          <w:sz w:val="28"/>
-          <w:szCs w:val="28"/>
-        </w:rPr>
-        <w:t xml:space="preserve">           </w:t>
-      </w:r>
-      <w:r>
-        <w:rPr>
-          <w:rFonts w:ascii="Times New Roman" w:hAnsi="Times New Roman"/>
-          <w:sz w:val="28"/>
-          <w:szCs w:val="28"/>
-        </w:rPr>
-        <w:t xml:space="preserve"> </w:t>
-      </w:r>
-      <w:r>
-        <w:rPr>
-          <w:rFonts w:ascii="Times New Roman" w:hAnsi="Times New Roman"/>
-          <w:sz w:val="28"/>
-          <w:szCs w:val="28"/>
-        </w:rPr>
-        <w:t xml:space="preserve"> </w:t>
-      </w:r>
-      <w:r>
-        <w:rPr>
-          <w:rFonts w:ascii="Times New Roman" w:hAnsi="Times New Roman"/>
-          <w:sz w:val="28"/>
-          <w:szCs w:val="28"/>
-        </w:rPr>
-        <w:t xml:space="preserve">         </w:t>
-      </w:r>
-      <w:r>
-        <w:rPr>
-          <w:rFonts w:ascii="Times New Roman" w:hAnsi="Times New Roman"/>
-          <w:sz w:val="28"/>
-          <w:szCs w:val="28"/>
-        </w:rPr>
-        <w:t xml:space="preserve">   </w:t>
-      </w:r>
-      <w:r>
-        <w:rPr>
-          <w:rFonts w:ascii="Times New Roman" w:hAnsi="Times New Roman"/>
-          <w:sz w:val="28"/>
-          <w:szCs w:val="28"/>
-        </w:rPr>
-        <w:tab/>
-        <w:t xml:space="preserve">  </w:t>
-      </w:r>
-      <w:r>
-        <w:rPr>
-          <w:rFonts w:ascii="Times New Roman" w:hAnsi="Times New Roman"/>
-          <w:sz w:val="28"/>
-          <w:szCs w:val="28"/>
-        </w:rPr>
-        <w:t>Ngày cấ</w:t>
-      </w:r>
-      <w:r>
-        <w:rPr>
-          <w:rFonts w:ascii="Times New Roman" w:hAnsi="Times New Roman"/>
-          <w:sz w:val="28"/>
-          <w:szCs w:val="28"/>
-        </w:rPr>
-        <w:t>p: {{nckh}}</w:t>
-      </w:r>
-      <w:r>
-        <w:rPr>
-          <w:rFonts w:ascii="Times New Roman" w:hAnsi="Times New Roman"/>
-          <w:sz w:val="28"/>
-          <w:szCs w:val="28"/>
-        </w:rPr>
-        <w:t>.</w:t>
-      </w:r>
-      <w:r>
-        <w:rPr>
-          <w:rFonts w:ascii="Times New Roman" w:hAnsi="Times New Roman"/>
-          <w:sz w:val="28"/>
-          <w:szCs w:val="28"/>
-        </w:rPr>
-        <w:tab/>
-      </w:r>
-    </w:p>
-    <w:p>
-      <w:pPr>
-        <w:pStyle w:val="ListParagraph"/>
-        <w:spacing w:after="0" w:line="240" w:lineRule="auto"/>
-        <w:ind w:left="1140"/>
-        <w:rPr>
-          <w:rFonts w:ascii="Times New Roman" w:hAnsi="Times New Roman"/>
-          <w:sz w:val="28"/>
-          <w:szCs w:val="28"/>
-        </w:rPr>
-      </w:pPr>
-      <w:r>
-        <w:rPr>
-          <w:rFonts w:ascii="Times New Roman" w:hAnsi="Times New Roman"/>
-          <w:sz w:val="28"/>
-          <w:szCs w:val="28"/>
-        </w:rPr>
-        <w:t>Nơi cấp: {{nccccdkh}}.</w:t>
-      </w:r>
-    </w:p>
-    <w:p>
-      <w:pPr>
-        <w:pStyle w:val="ListParagraph"/>
-        <w:spacing w:after="0" w:line="240" w:lineRule="auto"/>
-        <w:ind w:left="1140"/>
-        <w:rPr>
-          <w:rFonts w:ascii="Times New Roman" w:hAnsi="Times New Roman"/>
-          <w:sz w:val="28"/>
-          <w:szCs w:val="28"/>
-        </w:rPr>
-      </w:pPr>
-      <w:r>
-        <w:rPr>
-          <w:rFonts w:ascii="Times New Roman" w:hAnsi="Times New Roman"/>
-          <w:sz w:val="28"/>
-          <w:szCs w:val="28"/>
-        </w:rPr>
-        <w:t>Địa chỉ thườ</w:t>
-      </w:r>
-      <w:r>
-        <w:rPr>
-          <w:rFonts w:ascii="Times New Roman" w:hAnsi="Times New Roman"/>
-          <w:sz w:val="28"/>
-          <w:szCs w:val="28"/>
-        </w:rPr>
-        <w:t>ng tr</w:t>
-      </w:r>
-      <w:r>
-        <w:rPr>
-          <w:rFonts w:ascii="Times New Roman" w:hAnsi="Times New Roman"/>
-          <w:sz w:val="28"/>
-          <w:szCs w:val="28"/>
-        </w:rPr>
-        <w:t>ú: {{ttkh}}</w:t>
-      </w:r>
-    </w:p>
-    <w:p>
-      <w:pPr>
-        <w:pStyle w:val="ListParagraph"/>
-        <w:spacing w:after="0" w:line="240" w:lineRule="auto"/>
-        <w:ind w:left="1140"/>
-        <w:rPr>
-          <w:rFonts w:ascii="Times New Roman" w:hAnsi="Times New Roman"/>
-          <w:sz w:val="28"/>
-          <w:szCs w:val="28"/>
-        </w:rPr>
-      </w:pPr>
-      <w:r>
-        <w:rPr>
-          <w:rFonts w:ascii="Times New Roman" w:hAnsi="Times New Roman"/>
-          <w:sz w:val="28"/>
-          <w:szCs w:val="28"/>
-        </w:rPr>
-        <w:t xml:space="preserve">Và </w:t>
-      </w:r>
-      <w:r>
-        <w:rPr>
-          <w:rFonts w:ascii="Times New Roman" w:hAnsi="Times New Roman"/>
-          <w:sz w:val="28"/>
-          <w:szCs w:val="28"/>
-        </w:rPr>
-        <w:t>(</w:t>
-      </w:r>
-      <w:r>
-        <w:rPr>
-          <w:rFonts w:ascii="Times New Roman" w:hAnsi="Times New Roman"/>
-          <w:sz w:val="28"/>
-          <w:szCs w:val="28"/>
-        </w:rPr>
-        <w:t>ông/bà</w:t>
-      </w:r>
-      <w:r>
-        <w:rPr>
-          <w:rFonts w:ascii="Times New Roman" w:hAnsi="Times New Roman"/>
-          <w:sz w:val="28"/>
-          <w:szCs w:val="28"/>
-        </w:rPr>
-        <w:t>)</w:t>
-      </w:r>
-      <w:r>
-        <w:rPr>
-          <w:rFonts w:ascii="Times New Roman" w:hAnsi="Times New Roman"/>
-          <w:sz w:val="28"/>
-          <w:szCs w:val="28"/>
-        </w:rPr>
-        <w:t xml:space="preserve">: </w:t>
-      </w:r>
-      <w:r>
-        <w:rPr>
-          <w:rFonts w:ascii="Times New Roman" w:hAnsi="Times New Roman"/>
-          <w:b/>
-          <w:sz w:val="28"/>
-          <w:szCs w:val="28"/>
-        </w:rPr>
-        <w:t>{{ntkh}}</w:t>
-      </w:r>
-      <w:r>
-        <w:rPr>
-          <w:rFonts w:ascii="Times New Roman" w:hAnsi="Times New Roman"/>
-          <w:sz w:val="28"/>
-          <w:szCs w:val="28"/>
-        </w:rPr>
-        <w:t xml:space="preserve">           </w:t>
-      </w:r>
-      <w:r>
-        <w:rPr>
-          <w:rFonts w:ascii="Times New Roman" w:hAnsi="Times New Roman"/>
-          <w:sz w:val="28"/>
-          <w:szCs w:val="28"/>
-        </w:rPr>
-        <w:t xml:space="preserve">     </w:t>
-      </w:r>
-      <w:r>
-        <w:rPr>
-          <w:rFonts w:ascii="Times New Roman" w:hAnsi="Times New Roman"/>
-          <w:sz w:val="28"/>
-          <w:szCs w:val="28"/>
-        </w:rPr>
-        <w:tab/>
-      </w:r>
-      <w:r>
-        <w:rPr>
-          <w:rFonts w:ascii="Times New Roman" w:hAnsi="Times New Roman"/>
-          <w:sz w:val="28"/>
-          <w:szCs w:val="28"/>
-        </w:rPr>
-        <w:tab/>
-      </w:r>
-      <w:r>
-        <w:rPr>
-          <w:rFonts w:ascii="Times New Roman" w:hAnsi="Times New Roman"/>
-          <w:sz w:val="28"/>
-          <w:szCs w:val="28"/>
-        </w:rPr>
-        <w:t>Sinh ngày</w:t>
-      </w:r>
-      <w:r>
-        <w:rPr>
-          <w:rFonts w:ascii="Times New Roman" w:hAnsi="Times New Roman"/>
-          <w:sz w:val="28"/>
-          <w:szCs w:val="28"/>
-        </w:rPr>
-        <w:t>: {{nsnt}}</w:t>
-      </w:r>
-      <w:r>
-        <w:rPr>
-          <w:rFonts w:ascii="Times New Roman" w:hAnsi="Times New Roman"/>
-          <w:sz w:val="28"/>
-          <w:szCs w:val="28"/>
-        </w:rPr>
-        <w:t>.</w:t>
-      </w:r>
-    </w:p>
-    <w:p>
-      <w:pPr>
-        <w:pStyle w:val="ListParagraph"/>
-        <w:spacing w:after="0" w:line="240" w:lineRule="auto"/>
-        <w:ind w:left="1140"/>
-        <w:rPr>
-          <w:rFonts w:ascii="Times New Roman" w:hAnsi="Times New Roman"/>
-          <w:sz w:val="28"/>
-          <w:szCs w:val="28"/>
-        </w:rPr>
-      </w:pPr>
-      <w:r>
-        <w:rPr>
-          <w:rFonts w:ascii="Times New Roman" w:hAnsi="Times New Roman"/>
-          <w:sz w:val="28"/>
-          <w:szCs w:val="28"/>
-        </w:rPr>
-        <w:t>Số</w:t>
-      </w:r>
-      <w:r>
-        <w:rPr>
-          <w:rFonts w:ascii="Times New Roman" w:hAnsi="Times New Roman"/>
-          <w:sz w:val="28"/>
-          <w:szCs w:val="28"/>
-        </w:rPr>
         <w:t xml:space="preserve"> CC/CCCD: {{cccdnt}}</w:t>
       </w:r>
       <w:r>
@@ -863,15 +683,7 @@
           <w:sz w:val="28"/>
           <w:szCs w:val="28"/>
         </w:rPr>
-        <w:t xml:space="preserve">                      </w:t>
-      </w:r>
-      <w:r>
-        <w:rPr>
-          <w:rFonts w:ascii="Times New Roman" w:hAnsi="Times New Roman"/>
-          <w:sz w:val="28"/>
-          <w:szCs w:val="28"/>
-        </w:rPr>
-        <w:tab/>
+        <w:t xml:space="preserve">; </w:t>
       </w:r>
       <w:r>
         <w:rPr>
@@ -1231,47 +1043,15 @@
           <w:sz w:val="28"/>
           <w:szCs w:val="28"/>
         </w:rPr>
-        <w:t xml:space="preserve">Tổng nhu cầu vốn của phương án = tổng chi phí của phương án – tổng chi phí gián tiếp:              </w:t>
-      </w:r>
-      <w:r>
-        <w:rPr>
-          <w:rFonts w:ascii="Times New Roman" w:hAnsi="Times New Roman"/>
-          <w:sz w:val="28"/>
-          <w:szCs w:val="28"/>
-        </w:rPr>
-        <w:t xml:space="preserve">      </w:t>
-      </w:r>
-      <w:r>
-        <w:rPr>
-          <w:rFonts w:ascii="Times New Roman" w:hAnsi="Times New Roman"/>
-          <w:sz w:val="28"/>
-          <w:szCs w:val="28"/>
-        </w:rPr>
-        <w:t xml:space="preserve">{{tongNCV}}           </w:t>
-      </w:r>
-      <w:r>
-        <w:rPr>
-          <w:rFonts w:ascii="Times New Roman" w:hAnsi="Times New Roman"/>
-          <w:sz w:val="28"/>
-          <w:szCs w:val="28"/>
-        </w:rPr>
-        <w:t xml:space="preserve">          </w:t>
-      </w:r>
-      <w:r>
-        <w:rPr>
-          <w:rFonts w:ascii="Times New Roman" w:hAnsi="Times New Roman"/>
-          <w:sz w:val="28"/>
-          <w:szCs w:val="28"/>
-        </w:rPr>
-        <w:t xml:space="preserve">     </w:t>
-      </w:r>
-      <w:r>
-        <w:rPr>
-          <w:rFonts w:ascii="Times New Roman" w:hAnsi="Times New Roman"/>
-          <w:sz w:val="28"/>
-          <w:szCs w:val="28"/>
-        </w:rPr>
-        <w:t xml:space="preserve">   </w:t>
+        <w:t>Tổng nhu cầu vốn của phương án = tổng chi phí của phương án – tổng chi phí gián tiếp: {{tongNCV}}</w:t>
+      </w:r>
+      <w:r>
+        <w:rPr>
+          <w:rFonts w:ascii="Times New Roman" w:hAnsi="Times New Roman"/>
+          <w:sz w:val="28"/>
+          <w:szCs w:val="28"/>
+        </w:rPr>
+        <w:t xml:space="preserve"> </w:t>
       </w:r>
       <w:r>
         <w:rPr>
@@ -1281,6 +1061,14 @@
         </w:rPr>
         <w:t>đồng</w:t>
       </w:r>
+      <w:r>
+        <w:rPr>
+          <w:rFonts w:ascii="Times New Roman" w:hAnsi="Times New Roman"/>
+          <w:sz w:val="28"/>
+          <w:szCs w:val="28"/>
+        </w:rPr>
+        <w:t>.</w:t>
+      </w:r>
     </w:p>
     <w:p>
       <w:pPr>
@@ -1367,15 +1155,14 @@
           <w:sz w:val="28"/>
           <w:szCs w:val="28"/>
         </w:rPr>
-        <w:t xml:space="preserve"> có:                       </w:t>
-      </w:r>
-      <w:r>
-        <w:rPr>
-          <w:rFonts w:ascii="Times New Roman" w:hAnsi="Times New Roman"/>
-          <w:sz w:val="28"/>
-          <w:szCs w:val="28"/>
-        </w:rPr>
-        <w:tab/>
+        <w:t xml:space="preserve"> có:</w:t>
+      </w:r>
+      <w:r>
+        <w:rPr>
+          <w:rFonts w:ascii="Times New Roman" w:hAnsi="Times New Roman"/>
+          <w:sz w:val="28"/>
+          <w:szCs w:val="28"/>
+        </w:rPr>
         <w:t xml:space="preserve"> </w:t>
       </w:r>
       <w:r>
@@ -1384,40 +1171,65 @@
           <w:sz w:val="28"/>
           <w:szCs w:val="28"/>
         </w:rPr>
-        <w:t xml:space="preserve">{{vonTuCo}}           </w:t>
-      </w:r>
-      <w:r>
-        <w:rPr>
-          <w:rFonts w:ascii="Times New Roman" w:hAnsi="Times New Roman"/>
-          <w:sz w:val="28"/>
-          <w:szCs w:val="28"/>
-        </w:rPr>
-        <w:t xml:space="preserve">          </w:t>
-      </w:r>
-      <w:r>
-        <w:rPr>
-          <w:rFonts w:ascii="Times New Roman" w:hAnsi="Times New Roman"/>
-          <w:sz w:val="28"/>
-          <w:szCs w:val="28"/>
-        </w:rPr>
-        <w:t xml:space="preserve">     </w:t>
-      </w:r>
-      <w:r>
-        <w:rPr>
-          <w:rFonts w:ascii="Times New Roman" w:hAnsi="Times New Roman"/>
-          <w:sz w:val="28"/>
-          <w:szCs w:val="28"/>
-        </w:rPr>
-        <w:t xml:space="preserve">   </w:t>
-      </w:r>
-      <w:r>
-        <w:rPr>
-          <w:rFonts w:ascii="Times New Roman" w:hAnsi="Times New Roman"/>
-          <w:sz w:val="28"/>
-          <w:szCs w:val="28"/>
-        </w:rPr>
-        <w:tab/>
-        <w:t xml:space="preserve">         </w:t>
+        <w:t>{{vonTuCo}} đồng</w:t>
+      </w:r>
+      <w:r>
+        <w:rPr>
+          <w:rFonts w:ascii="Times New Roman" w:hAnsi="Times New Roman"/>
+          <w:sz w:val="28"/>
+          <w:szCs w:val="28"/>
+        </w:rPr>
+        <w:t>.</w:t>
+      </w:r>
+    </w:p>
+    <w:p>
+      <w:pPr>
+        <w:spacing w:after="0" w:line="240" w:lineRule="auto"/>
+        <w:rPr>
+          <w:rFonts w:ascii="Times New Roman" w:hAnsi="Times New Roman"/>
+          <w:sz w:val="28"/>
+          <w:szCs w:val="28"/>
+        </w:rPr>
+      </w:pPr>
+      <w:r>
+        <w:rPr>
+          <w:rFonts w:ascii="Times New Roman" w:hAnsi="Times New Roman"/>
+          <w:sz w:val="28"/>
+          <w:szCs w:val="28"/>
+        </w:rPr>
+        <w:t xml:space="preserve">                </w:t>
+      </w:r>
+      <w:r>
+        <w:rPr>
+          <w:rFonts w:ascii="Times New Roman" w:hAnsi="Times New Roman"/>
+          <w:sz w:val="28"/>
+          <w:szCs w:val="28"/>
+        </w:rPr>
+        <w:t xml:space="preserve"> </w:t>
+      </w:r>
+      <w:r>
+        <w:rPr>
+          <w:rFonts w:ascii="Times New Roman" w:hAnsi="Times New Roman"/>
+          <w:sz w:val="28"/>
+          <w:szCs w:val="28"/>
+        </w:rPr>
+        <w:t xml:space="preserve">- </w:t>
+      </w:r>
+      <w:r>
+        <w:rPr>
+          <w:rFonts w:ascii="Times New Roman" w:hAnsi="Times New Roman"/>
+          <w:sz w:val="28"/>
+          <w:szCs w:val="28"/>
+        </w:rPr>
+        <w:t>Vốn khác: {{vonKhac}}</w:t>
+      </w:r>
+      <w:r>
+        <w:rPr>
+          <w:rFonts w:ascii="Times New Roman" w:hAnsi="Times New Roman"/>
+          <w:sz w:val="28"/>
+          <w:szCs w:val="28"/>
+        </w:rPr>
+        <w:t xml:space="preserve"> </w:t>
       </w:r>
       <w:r>
         <w:rPr>
@@ -1427,6 +1239,14 @@
         </w:rPr>
         <w:t>đồng</w:t>
       </w:r>
+      <w:r>
+        <w:rPr>
+          <w:rFonts w:ascii="Times New Roman" w:hAnsi="Times New Roman"/>
+          <w:sz w:val="28"/>
+          <w:szCs w:val="28"/>
+        </w:rPr>
+        <w:t>.</w:t>
+      </w:r>
     </w:p>
     <w:p>
       <w:pPr>
@@ -1467,80 +1287,6 @@
           <w:sz w:val="28"/>
           <w:szCs w:val="28"/>
         </w:rPr>
-        <w:t xml:space="preserve">Vốn khác:                         </w:t>
-      </w:r>
-      <w:r>
-        <w:rPr>
-          <w:rFonts w:ascii="Times New Roman" w:hAnsi="Times New Roman"/>
-          <w:sz w:val="28"/>
-          <w:szCs w:val="28"/>
-        </w:rPr>
-        <w:t xml:space="preserve"> </w:t>
-      </w:r>
-      <w:r>
-        <w:rPr>
-          <w:rFonts w:ascii="Times New Roman" w:hAnsi="Times New Roman"/>
-          <w:sz w:val="28"/>
-          <w:szCs w:val="28"/>
-        </w:rPr>
-        <w:t xml:space="preserve">{{vonKhac}}                             </w:t>
-      </w:r>
-      <w:r>
-        <w:rPr>
-          <w:rFonts w:ascii="Times New Roman" w:hAnsi="Times New Roman"/>
-          <w:sz w:val="28"/>
-          <w:szCs w:val="28"/>
-        </w:rPr>
-        <w:t xml:space="preserve"> </w:t>
-      </w:r>
-      <w:r>
-        <w:rPr>
-          <w:rFonts w:ascii="Times New Roman" w:hAnsi="Times New Roman"/>
-          <w:sz w:val="28"/>
-          <w:szCs w:val="28"/>
-        </w:rPr>
-        <w:t>đồng</w:t>
-      </w:r>
-    </w:p>
-    <w:p>
-      <w:pPr>
-        <w:spacing w:after="0" w:line="240" w:lineRule="auto"/>
-        <w:rPr>
-          <w:rFonts w:ascii="Times New Roman" w:hAnsi="Times New Roman"/>
-          <w:sz w:val="28"/>
-          <w:szCs w:val="28"/>
-        </w:rPr>
-      </w:pPr>
-      <w:r>
-        <w:rPr>
-          <w:rFonts w:ascii="Times New Roman" w:hAnsi="Times New Roman"/>
-          <w:sz w:val="28"/>
-          <w:szCs w:val="28"/>
-        </w:rPr>
-        <w:t xml:space="preserve">                </w:t>
-      </w:r>
-      <w:r>
-        <w:rPr>
-          <w:rFonts w:ascii="Times New Roman" w:hAnsi="Times New Roman"/>
-          <w:sz w:val="28"/>
-          <w:szCs w:val="28"/>
-        </w:rPr>
-        <w:t xml:space="preserve"> </w:t>
-      </w:r>
-      <w:r>
-        <w:rPr>
-          <w:rFonts w:ascii="Times New Roman" w:hAnsi="Times New Roman"/>
-          <w:sz w:val="28"/>
-          <w:szCs w:val="28"/>
-        </w:rPr>
-        <w:t xml:space="preserve">- </w:t>
-      </w:r>
-      <w:r>
-        <w:rPr>
-          <w:rFonts w:ascii="Times New Roman" w:hAnsi="Times New Roman"/>
-          <w:sz w:val="28"/>
-          <w:szCs w:val="28"/>
-        </w:rPr>
         <w:t>Vốn xin vay của Quỹ</w:t>
       </w:r>
       <w:r>
@@ -1549,79 +1295,23 @@
           <w:sz w:val="28"/>
           <w:szCs w:val="28"/>
         </w:rPr>
-        <w:t xml:space="preserve">:     </w:t>
-      </w:r>
-      <w:r>
-        <w:rPr>
-          <w:rFonts w:ascii="Times New Roman" w:hAnsi="Times New Roman"/>
-          <w:sz w:val="28"/>
-          <w:szCs w:val="28"/>
-        </w:rPr>
-        <w:t xml:space="preserve">  </w:t>
-      </w:r>
-      <w:r>
-        <w:rPr>
-          <w:rFonts w:ascii="Times New Roman" w:hAnsi="Times New Roman"/>
-          <w:sz w:val="28"/>
-          <w:szCs w:val="28"/>
-        </w:rPr>
-        <w:t xml:space="preserve">{{tienso}}                </w:t>
-      </w:r>
-      <w:r>
-        <w:rPr>
-          <w:rFonts w:ascii="Times New Roman" w:hAnsi="Times New Roman"/>
-          <w:sz w:val="28"/>
-          <w:szCs w:val="28"/>
-        </w:rPr>
-        <w:t xml:space="preserve">     </w:t>
-      </w:r>
-      <w:r>
-        <w:rPr>
-          <w:rFonts w:ascii="Times New Roman" w:hAnsi="Times New Roman"/>
-          <w:sz w:val="28"/>
-          <w:szCs w:val="28"/>
-        </w:rPr>
-        <w:t xml:space="preserve"> </w:t>
-      </w:r>
-      <w:r>
-        <w:rPr>
-          <w:rFonts w:ascii="Times New Roman" w:hAnsi="Times New Roman"/>
-          <w:sz w:val="28"/>
-          <w:szCs w:val="28"/>
-        </w:rPr>
-        <w:t xml:space="preserve">   </w:t>
-      </w:r>
-      <w:r>
-        <w:rPr>
-          <w:rFonts w:ascii="Times New Roman" w:hAnsi="Times New Roman"/>
-          <w:sz w:val="28"/>
-          <w:szCs w:val="28"/>
-        </w:rPr>
-        <w:t xml:space="preserve">   </w:t>
-      </w:r>
-      <w:r>
-        <w:rPr>
-          <w:rFonts w:ascii="Times New Roman" w:hAnsi="Times New Roman"/>
-          <w:sz w:val="28"/>
-          <w:szCs w:val="28"/>
-        </w:rPr>
-        <w:t xml:space="preserve"> </w:t>
-      </w:r>
-      <w:r>
-        <w:rPr>
-          <w:rFonts w:ascii="Times New Roman" w:hAnsi="Times New Roman"/>
-          <w:sz w:val="28"/>
-          <w:szCs w:val="28"/>
-        </w:rPr>
-        <w:t xml:space="preserve"> </w:t>
-      </w:r>
-      <w:r>
-        <w:rPr>
-          <w:rFonts w:ascii="Times New Roman" w:hAnsi="Times New Roman"/>
-          <w:sz w:val="28"/>
-          <w:szCs w:val="28"/>
-        </w:rPr>
-        <w:t>đồng</w:t>
+        <w:t xml:space="preserve">: </w:t>
+      </w:r>
+      <w:r>
+        <w:rPr>
+          <w:rFonts w:ascii="Times New Roman" w:hAnsi="Times New Roman"/>
+          <w:sz w:val="28"/>
+          <w:szCs w:val="28"/>
+        </w:rPr>
+        <w:t>{{tienso}} đồng</w:t>
+      </w:r>
+      <w:r>
+        <w:rPr>
+          <w:rFonts w:ascii="Times New Roman" w:hAnsi="Times New Roman"/>
+          <w:sz w:val="28"/>
+          <w:szCs w:val="28"/>
+        </w:rPr>
+        <w:t>.</w:t>
       </w:r>
     </w:p>
     <w:p>
@@ -1675,39 +1365,23 @@
           <w:sz w:val="28"/>
           <w:szCs w:val="28"/>
         </w:rPr>
-        <w:t xml:space="preserve">            {{tongDoanhThu}}</w:t>
-      </w:r>
-      <w:r>
-        <w:rPr>
-          <w:rFonts w:ascii="Times New Roman" w:hAnsi="Times New Roman"/>
-          <w:sz w:val="28"/>
-          <w:szCs w:val="28"/>
-        </w:rPr>
-        <w:t xml:space="preserve">        </w:t>
-      </w:r>
-      <w:r>
-        <w:rPr>
-          <w:rFonts w:ascii="Times New Roman" w:hAnsi="Times New Roman"/>
-          <w:sz w:val="28"/>
-          <w:szCs w:val="28"/>
-        </w:rPr>
-        <w:t xml:space="preserve">               </w:t>
-      </w:r>
-      <w:r>
-        <w:rPr>
-          <w:rFonts w:ascii="Times New Roman" w:hAnsi="Times New Roman"/>
-          <w:sz w:val="28"/>
-          <w:szCs w:val="28"/>
-        </w:rPr>
-        <w:t xml:space="preserve">  </w:t>
-      </w:r>
-      <w:r>
-        <w:rPr>
-          <w:rFonts w:ascii="Times New Roman" w:hAnsi="Times New Roman"/>
-          <w:sz w:val="28"/>
-          <w:szCs w:val="28"/>
-        </w:rPr>
-        <w:t>đồng</w:t>
+        <w:t>{{tongDoanhThu}}</w:t>
+      </w:r>
+      <w:r>
+        <w:rPr>
+          <w:rFonts w:ascii="Times New Roman" w:hAnsi="Times New Roman"/>
+          <w:sz w:val="28"/>
+          <w:szCs w:val="28"/>
+        </w:rPr>
+        <w:t xml:space="preserve"> đồng</w:t>
+      </w:r>
+      <w:r>
+        <w:rPr>
+          <w:rFonts w:ascii="Times New Roman" w:hAnsi="Times New Roman"/>
+          <w:sz w:val="28"/>
+          <w:szCs w:val="28"/>
+        </w:rPr>
+        <w:t>.</w:t>
       </w:r>
     </w:p>
     <w:p>
@@ -1730,31 +1404,15 @@
           <w:sz w:val="28"/>
           <w:szCs w:val="28"/>
         </w:rPr>
-        <w:t xml:space="preserve">Dự kiến chi phí:                {{tongChiPhi}}                 </w:t>
-      </w:r>
-      <w:r>
-        <w:rPr>
-          <w:rFonts w:ascii="Times New Roman" w:hAnsi="Times New Roman"/>
-          <w:sz w:val="28"/>
-          <w:szCs w:val="28"/>
-        </w:rPr>
-        <w:t xml:space="preserve">   </w:t>
-      </w:r>
-      <w:r>
-        <w:rPr>
-          <w:rFonts w:ascii="Times New Roman" w:hAnsi="Times New Roman"/>
-          <w:sz w:val="28"/>
-          <w:szCs w:val="28"/>
-        </w:rPr>
-        <w:t xml:space="preserve">     </w:t>
-      </w:r>
-      <w:r>
-        <w:rPr>
-          <w:rFonts w:ascii="Times New Roman" w:hAnsi="Times New Roman"/>
-          <w:sz w:val="28"/>
-          <w:szCs w:val="28"/>
-        </w:rPr>
-        <w:t>đồng</w:t>
+        <w:t>Dự kiến chi phí: {{tongChiPhi}} đồng</w:t>
+      </w:r>
+      <w:r>
+        <w:rPr>
+          <w:rFonts w:ascii="Times New Roman" w:hAnsi="Times New Roman"/>
+          <w:sz w:val="28"/>
+          <w:szCs w:val="28"/>
+        </w:rPr>
+        <w:t>.</w:t>
       </w:r>
     </w:p>
     <w:p>
@@ -1785,7 +1443,7 @@
           <w:sz w:val="28"/>
           <w:szCs w:val="28"/>
         </w:rPr>
-        <w:t xml:space="preserve">ch thu – chi         </w:t>
+        <w:t>ch thu – chi {{loiNhuan}}</w:t>
       </w:r>
       <w:r>
         <w:rPr>
@@ -1801,47 +1459,15 @@
           <w:sz w:val="28"/>
           <w:szCs w:val="28"/>
         </w:rPr>
-        <w:t>{{loiNhuan}}</w:t>
-      </w:r>
-      <w:r>
-        <w:rPr>
-          <w:rFonts w:ascii="Times New Roman" w:hAnsi="Times New Roman"/>
-          <w:sz w:val="28"/>
-          <w:szCs w:val="28"/>
-        </w:rPr>
-        <w:t xml:space="preserve">     </w:t>
-      </w:r>
-      <w:r>
-        <w:rPr>
-          <w:rFonts w:ascii="Times New Roman" w:hAnsi="Times New Roman"/>
-          <w:sz w:val="28"/>
-          <w:szCs w:val="28"/>
-        </w:rPr>
-        <w:t xml:space="preserve">               </w:t>
-      </w:r>
-      <w:r>
-        <w:rPr>
-          <w:rFonts w:ascii="Times New Roman" w:hAnsi="Times New Roman"/>
-          <w:sz w:val="28"/>
-          <w:szCs w:val="28"/>
-        </w:rPr>
-        <w:t xml:space="preserve">   </w:t>
-      </w:r>
-      <w:r>
-        <w:rPr>
-          <w:rFonts w:ascii="Times New Roman" w:hAnsi="Times New Roman"/>
-          <w:sz w:val="28"/>
-          <w:szCs w:val="28"/>
-        </w:rPr>
-        <w:t xml:space="preserve"> </w:t>
-      </w:r>
-      <w:r>
-        <w:rPr>
-          <w:rFonts w:ascii="Times New Roman" w:hAnsi="Times New Roman"/>
-          <w:sz w:val="28"/>
-          <w:szCs w:val="28"/>
-        </w:rPr>
         <w:t>đồng</w:t>
+      </w:r>
+      <w:r>
+        <w:rPr>
+          <w:rFonts w:ascii="Times New Roman" w:hAnsi="Times New Roman"/>
+          <w:sz w:val="28"/>
+          <w:szCs w:val="28"/>
+        </w:rPr>
+        <w:t>.</w:t>
       </w:r>
     </w:p>
     <w:p>
@@ -1887,23 +1513,23 @@
           <w:sz w:val="28"/>
           <w:szCs w:val="28"/>
         </w:rPr>
-        <w:t xml:space="preserve">Từ thu nhập hoạt động của phương án:         </w:t>
-      </w:r>
-      <w:r>
-        <w:rPr>
-          <w:rFonts w:ascii="Times New Roman" w:hAnsi="Times New Roman"/>
-          <w:sz w:val="28"/>
-          <w:szCs w:val="28"/>
-        </w:rPr>
-        <w:t xml:space="preserve">{{loiNhuan}}       </w:t>
-      </w:r>
-      <w:r>
-        <w:rPr>
-          <w:rFonts w:ascii="Times New Roman" w:hAnsi="Times New Roman"/>
-          <w:sz w:val="28"/>
-          <w:szCs w:val="28"/>
-        </w:rPr>
-        <w:t xml:space="preserve">   </w:t>
+        <w:t xml:space="preserve">Từ thu nhập hoạt động của phương án: </w:t>
+      </w:r>
+      <w:r>
+        <w:rPr>
+          <w:rFonts w:ascii="Times New Roman" w:hAnsi="Times New Roman"/>
+          <w:sz w:val="28"/>
+          <w:szCs w:val="28"/>
+        </w:rPr>
+        <w:t>{{loiNhuan}}</w:t>
+      </w:r>
+      <w:r>
+        <w:rPr>
+          <w:rFonts w:ascii="Times New Roman" w:hAnsi="Times New Roman"/>
+          <w:sz w:val="28"/>
+          <w:szCs w:val="28"/>
+        </w:rPr>
+        <w:t xml:space="preserve"> </w:t>
       </w:r>
       <w:r>
         <w:rPr>
@@ -1912,6 +1538,14 @@
           <w:szCs w:val="28"/>
         </w:rPr>
         <w:t>đồng</w:t>
+      </w:r>
+      <w:r>
+        <w:rPr>
+          <w:rFonts w:ascii="Times New Roman" w:hAnsi="Times New Roman"/>
+          <w:sz w:val="28"/>
+          <w:szCs w:val="28"/>
+        </w:rPr>
+        <w:t>.</w:t>
       </w:r>
       <w:r>
         <w:rPr>
@@ -1990,15 +1624,7 @@
           <w:sz w:val="28"/>
           <w:szCs w:val="28"/>
         </w:rPr>
-        <w:tab/>
-      </w:r>
-      <w:r>
-        <w:rPr>
-          <w:rFonts w:ascii="Times New Roman" w:hAnsi="Times New Roman"/>
-          <w:sz w:val="28"/>
-          <w:szCs w:val="28"/>
-        </w:rPr>
-        <w:t xml:space="preserve">         </w:t>
+        <w:t xml:space="preserve"> </w:t>
       </w:r>
       <w:r>
         <w:rPr>
@@ -2007,6 +1633,14 @@
           <w:szCs w:val="28"/>
         </w:rPr>
         <w:t>đồng</w:t>
+      </w:r>
+      <w:r>
+        <w:rPr>
+          <w:rFonts w:ascii="Times New Roman" w:hAnsi="Times New Roman"/>
+          <w:sz w:val="28"/>
+          <w:szCs w:val="28"/>
+        </w:rPr>
+        <w:t>.</w:t>
       </w:r>
     </w:p>
     <w:p>
@@ -2316,15 +1950,7 @@
           <w:sz w:val="28"/>
           <w:szCs w:val="28"/>
         </w:rPr>
-        <w:t xml:space="preserve">Dư nợ trước nhận nợ  </w:t>
-      </w:r>
-      <w:r>
-        <w:rPr>
-          <w:rFonts w:ascii="Times New Roman" w:hAnsi="Times New Roman"/>
-          <w:sz w:val="28"/>
-          <w:szCs w:val="28"/>
-        </w:rPr>
-        <w:t xml:space="preserve">                     </w:t>
+        <w:t xml:space="preserve">Dư nợ trước nhận nợ </w:t>
       </w:r>
       <w:r>
         <w:rPr>
@@ -2411,7 +2037,25 @@
           <w:sz w:val="28"/>
           <w:szCs w:val="28"/>
         </w:rPr>
-        <w:t>n này:  {{tienVayLai}}</w:t>
+        <w:t>n này</w:t>
+      </w:r>
+      <w:proofErr w:type="gramStart"/>
+      <w:r>
+        <w:rPr>
+          <w:rFonts w:ascii="Times New Roman" w:hAnsi="Times New Roman"/>
+          <w:sz w:val="28"/>
+          <w:szCs w:val="28"/>
+        </w:rPr>
+        <w:t>:  {</w:t>
+      </w:r>
+      <w:proofErr w:type="gramEnd"/>
+      <w:r>
+        <w:rPr>
+          <w:rFonts w:ascii="Times New Roman" w:hAnsi="Times New Roman"/>
+          <w:sz w:val="28"/>
+          <w:szCs w:val="28"/>
+        </w:rPr>
+        <w:t>{tienVayLai}}</w:t>
       </w:r>
       <w:r>
         <w:rPr>
@@ -2420,6 +2064,14 @@
           <w:szCs w:val="28"/>
         </w:rPr>
         <w:t xml:space="preserve"> đồng</w:t>
+      </w:r>
+      <w:r>
+        <w:rPr>
+          <w:rFonts w:ascii="Times New Roman" w:hAnsi="Times New Roman"/>
+          <w:sz w:val="28"/>
+          <w:szCs w:val="28"/>
+        </w:rPr>
+        <w:t>.</w:t>
       </w:r>
     </w:p>
     <w:p>
@@ -2564,7 +2216,25 @@
           <w:sz w:val="28"/>
           <w:szCs w:val="28"/>
         </w:rPr>
-        <w:t>Lãi suất cho vay lần này là {{ls}}. Lãi suất quá hạn: 150%. Lãi suất chậm trả lãi : 9%/năm.</w:t>
+        <w:t xml:space="preserve">Lãi suất cho vay lần này là {{ls}}. Lãi suất quá hạn: 150%. Lãi suất chậm trả </w:t>
+      </w:r>
+      <w:proofErr w:type="gramStart"/>
+      <w:r>
+        <w:rPr>
+          <w:rFonts w:ascii="Times New Roman" w:hAnsi="Times New Roman"/>
+          <w:sz w:val="28"/>
+          <w:szCs w:val="28"/>
+        </w:rPr>
+        <w:t>lãi :</w:t>
+      </w:r>
+      <w:proofErr w:type="gramEnd"/>
+      <w:r>
+        <w:rPr>
+          <w:rFonts w:ascii="Times New Roman" w:hAnsi="Times New Roman"/>
+          <w:sz w:val="28"/>
+          <w:szCs w:val="28"/>
+        </w:rPr>
+        <w:t xml:space="preserve"> 9%/năm.</w:t>
       </w:r>
     </w:p>
     <w:p>
@@ -2626,7 +2296,15 @@
           <w:sz w:val="28"/>
           <w:szCs w:val="28"/>
         </w:rPr>
-        <w:t xml:space="preserve"> {{nguoiChuyenKhoan}}</w:t>
+        <w:t xml:space="preserve"> </w:t>
+      </w:r>
+      <w:r>
+        <w:rPr>
+          <w:rFonts w:ascii="Times New Roman" w:hAnsi="Times New Roman"/>
+          <w:sz w:val="28"/>
+          <w:szCs w:val="28"/>
+        </w:rPr>
+        <w:t>{{nguoiChuyenKhoan}}</w:t>
       </w:r>
     </w:p>
     <w:p>
@@ -2766,8 +2444,9 @@
           <w:szCs w:val="28"/>
         </w:rPr>
         <w:tab/>
-        <w:t xml:space="preserve">          </w:t>
-      </w:r>
+        <w:t xml:space="preserve">        </w:t>
+      </w:r>
+      <w:proofErr w:type="gramStart"/>
       <w:r>
         <w:rPr>
           <w:rFonts w:ascii="Times New Roman" w:hAnsi="Times New Roman"/>
@@ -2775,64 +2454,261 @@
           <w:sz w:val="28"/>
           <w:szCs w:val="28"/>
         </w:rPr>
+        <w:t xml:space="preserve">  </w:t>
+      </w:r>
+      <w:r>
+        <w:rPr>
+          <w:rFonts w:ascii="Times New Roman" w:hAnsi="Times New Roman"/>
+          <w:b/>
+          <w:sz w:val="28"/>
+          <w:szCs w:val="28"/>
+        </w:rPr>
+        <w:t xml:space="preserve"> {</w:t>
+      </w:r>
+      <w:proofErr w:type="gramEnd"/>
+      <w:r>
+        <w:rPr>
+          <w:rFonts w:ascii="Times New Roman" w:hAnsi="Times New Roman"/>
+          <w:b/>
+          <w:sz w:val="28"/>
+          <w:szCs w:val="28"/>
+        </w:rPr>
+        <w:t>{nddpl}}</w:t>
+      </w:r>
+      <w:r>
+        <w:rPr>
+          <w:rFonts w:ascii="Times New Roman" w:hAnsi="Times New Roman"/>
+          <w:b/>
+          <w:sz w:val="28"/>
+          <w:szCs w:val="28"/>
+        </w:rPr>
+        <w:t xml:space="preserve">                 </w:t>
+      </w:r>
+    </w:p>
+    <w:p>
+      <w:pPr>
+        <w:spacing w:after="0" w:line="240" w:lineRule="auto"/>
+        <w:rPr>
+          <w:rFonts w:ascii="Times New Roman" w:hAnsi="Times New Roman"/>
+          <w:b/>
+          <w:sz w:val="28"/>
+          <w:szCs w:val="28"/>
+        </w:rPr>
+      </w:pPr>
+      <w:r>
+        <w:rPr>
+          <w:rFonts w:ascii="Times New Roman" w:hAnsi="Times New Roman"/>
+          <w:i/>
+          <w:sz w:val="28"/>
+          <w:szCs w:val="28"/>
+        </w:rPr>
+        <w:t xml:space="preserve">(Ký, ghi rõ họ </w:t>
+      </w:r>
+      <w:proofErr w:type="gramStart"/>
+      <w:r>
+        <w:rPr>
+          <w:rFonts w:ascii="Times New Roman" w:hAnsi="Times New Roman"/>
+          <w:i/>
+          <w:sz w:val="28"/>
+          <w:szCs w:val="28"/>
+        </w:rPr>
+        <w:t>tên)</w:t>
+      </w:r>
+      <w:r>
+        <w:rPr>
+          <w:rFonts w:ascii="Times New Roman" w:hAnsi="Times New Roman"/>
+          <w:i/>
+          <w:sz w:val="28"/>
+          <w:szCs w:val="28"/>
+        </w:rPr>
+        <w:t xml:space="preserve">   </w:t>
+      </w:r>
+      <w:proofErr w:type="gramEnd"/>
+      <w:r>
+        <w:rPr>
+          <w:rFonts w:ascii="Times New Roman" w:hAnsi="Times New Roman"/>
+          <w:i/>
+          <w:sz w:val="28"/>
+          <w:szCs w:val="28"/>
+        </w:rPr>
         <w:t xml:space="preserve"> </w:t>
       </w:r>
       <w:r>
         <w:rPr>
           <w:rFonts w:ascii="Times New Roman" w:hAnsi="Times New Roman"/>
+          <w:i/>
+          <w:sz w:val="28"/>
+          <w:szCs w:val="28"/>
+        </w:rPr>
+        <w:t>(Ký, ghi rõ họ tên)</w:t>
+      </w:r>
+      <w:proofErr w:type="gramStart"/>
+      <w:r>
+        <w:rPr>
+          <w:rFonts w:ascii="Times New Roman" w:hAnsi="Times New Roman"/>
+          <w:i/>
+          <w:sz w:val="28"/>
+          <w:szCs w:val="28"/>
+        </w:rPr>
+        <w:tab/>
+      </w:r>
+      <w:r>
+        <w:rPr>
+          <w:rFonts w:ascii="Times New Roman" w:hAnsi="Times New Roman"/>
+          <w:i/>
+          <w:sz w:val="28"/>
+          <w:szCs w:val="28"/>
+        </w:rPr>
+        <w:t xml:space="preserve">  </w:t>
+      </w:r>
+      <w:r>
+        <w:rPr>
+          <w:rFonts w:ascii="Times New Roman" w:hAnsi="Times New Roman"/>
+          <w:i/>
+          <w:sz w:val="28"/>
+          <w:szCs w:val="28"/>
+        </w:rPr>
+        <w:t>(</w:t>
+      </w:r>
+      <w:proofErr w:type="gramEnd"/>
+      <w:r>
+        <w:rPr>
+          <w:rFonts w:ascii="Times New Roman" w:hAnsi="Times New Roman"/>
+          <w:i/>
+          <w:sz w:val="28"/>
+          <w:szCs w:val="28"/>
+        </w:rPr>
+        <w:t>Ký, ghi rõ họ</w:t>
+      </w:r>
+      <w:r>
+        <w:rPr>
+          <w:rFonts w:ascii="Times New Roman" w:hAnsi="Times New Roman"/>
+          <w:i/>
+          <w:sz w:val="28"/>
+          <w:szCs w:val="28"/>
+        </w:rPr>
+        <w:t xml:space="preserve"> </w:t>
+      </w:r>
+      <w:proofErr w:type="gramStart"/>
+      <w:r>
+        <w:rPr>
+          <w:rFonts w:ascii="Times New Roman" w:hAnsi="Times New Roman"/>
+          <w:i/>
+          <w:sz w:val="28"/>
+          <w:szCs w:val="28"/>
+        </w:rPr>
+        <w:t xml:space="preserve">tên)   </w:t>
+      </w:r>
+      <w:proofErr w:type="gramEnd"/>
+      <w:r>
+        <w:rPr>
+          <w:rFonts w:ascii="Times New Roman" w:hAnsi="Times New Roman"/>
+          <w:i/>
+          <w:sz w:val="28"/>
+          <w:szCs w:val="28"/>
+        </w:rPr>
+        <w:t xml:space="preserve"> </w:t>
+      </w:r>
+      <w:r>
+        <w:rPr>
+          <w:rFonts w:ascii="Times New Roman" w:hAnsi="Times New Roman"/>
+          <w:i/>
+          <w:sz w:val="28"/>
+          <w:szCs w:val="28"/>
+        </w:rPr>
+        <w:t>(Ký tên, và đóng dấu</w:t>
+      </w:r>
+      <w:r>
+        <w:rPr>
+          <w:rFonts w:ascii="Times New Roman" w:hAnsi="Times New Roman"/>
+          <w:i/>
+          <w:sz w:val="28"/>
+          <w:szCs w:val="28"/>
+        </w:rPr>
+        <w:t>)</w:t>
+      </w:r>
+      <w:r>
+        <w:rPr>
+          <w:rFonts w:ascii="Times New Roman" w:hAnsi="Times New Roman"/>
+          <w:i/>
+          <w:sz w:val="28"/>
+          <w:szCs w:val="28"/>
+        </w:rPr>
+        <w:tab/>
+      </w:r>
+    </w:p>
+    <w:p>
+      <w:pPr>
+        <w:spacing w:after="0" w:line="240" w:lineRule="auto"/>
+        <w:rPr>
+          <w:rFonts w:ascii="Times New Roman" w:hAnsi="Times New Roman"/>
+          <w:i/>
+          <w:sz w:val="28"/>
+          <w:szCs w:val="28"/>
+        </w:rPr>
+      </w:pPr>
+    </w:p>
+    <w:p>
+      <w:pPr>
+        <w:spacing w:after="0" w:line="240" w:lineRule="auto"/>
+        <w:rPr>
+          <w:rFonts w:ascii="Times New Roman" w:hAnsi="Times New Roman"/>
+          <w:i/>
+          <w:sz w:val="28"/>
+          <w:szCs w:val="28"/>
+        </w:rPr>
+      </w:pPr>
+    </w:p>
+    <w:p>
+      <w:pPr>
+        <w:spacing w:after="0" w:line="240" w:lineRule="auto"/>
+        <w:rPr>
+          <w:rFonts w:ascii="Times New Roman" w:hAnsi="Times New Roman"/>
+          <w:i/>
+          <w:sz w:val="28"/>
+          <w:szCs w:val="28"/>
+        </w:rPr>
+      </w:pPr>
+      <w:r>
+        <w:rPr>
+          <w:rFonts w:ascii="Times New Roman" w:hAnsi="Times New Roman"/>
+          <w:i/>
+          <w:sz w:val="28"/>
+          <w:szCs w:val="28"/>
+        </w:rPr>
+        <w:t xml:space="preserve">           </w:t>
+      </w:r>
+      <w:r>
+        <w:rPr>
+          <w:rFonts w:ascii="Times New Roman" w:hAnsi="Times New Roman"/>
+          <w:i/>
+          <w:sz w:val="28"/>
+          <w:szCs w:val="28"/>
+        </w:rPr>
+        <w:t xml:space="preserve">                    </w:t>
+      </w:r>
+      <w:r>
+        <w:rPr>
+          <w:rFonts w:ascii="Times New Roman" w:hAnsi="Times New Roman"/>
+          <w:i/>
+          <w:sz w:val="28"/>
+          <w:szCs w:val="28"/>
+        </w:rPr>
+        <w:t xml:space="preserve">    </w:t>
+      </w:r>
+    </w:p>
+    <w:p>
+      <w:pPr>
+        <w:spacing w:after="0" w:line="240" w:lineRule="auto"/>
+        <w:ind w:left="1440" w:firstLine="720"/>
+        <w:rPr>
+          <w:rFonts w:ascii="Times New Roman" w:hAnsi="Times New Roman"/>
           <w:b/>
-          <w:sz w:val="28"/>
-          <w:szCs w:val="28"/>
-        </w:rPr>
-        <w:t xml:space="preserve">{{nddpl}}                   </w:t>
-      </w:r>
-    </w:p>
-    <w:p>
-      <w:pPr>
-        <w:spacing w:after="0" w:line="240" w:lineRule="auto"/>
-        <w:rPr>
-          <w:rFonts w:ascii="Times New Roman" w:hAnsi="Times New Roman"/>
-          <w:b/>
-          <w:sz w:val="28"/>
-          <w:szCs w:val="28"/>
-        </w:rPr>
-      </w:pPr>
-      <w:r>
-        <w:rPr>
-          <w:rFonts w:ascii="Times New Roman" w:hAnsi="Times New Roman"/>
-          <w:i/>
-          <w:sz w:val="28"/>
-          <w:szCs w:val="28"/>
-        </w:rPr>
-        <w:t>(Ký, ghi rõ họ tên)</w:t>
-      </w:r>
-      <w:r>
-        <w:rPr>
-          <w:rFonts w:ascii="Times New Roman" w:hAnsi="Times New Roman"/>
-          <w:i/>
-          <w:sz w:val="28"/>
-          <w:szCs w:val="28"/>
-        </w:rPr>
-        <w:t xml:space="preserve">    </w:t>
-      </w:r>
-      <w:r>
-        <w:rPr>
-          <w:rFonts w:ascii="Times New Roman" w:hAnsi="Times New Roman"/>
-          <w:i/>
-          <w:sz w:val="28"/>
-          <w:szCs w:val="28"/>
-        </w:rPr>
-        <w:t>(Ký, ghi rõ họ tên)</w:t>
-      </w:r>
-      <w:r>
-        <w:rPr>
-          <w:rFonts w:ascii="Times New Roman" w:hAnsi="Times New Roman"/>
-          <w:i/>
-          <w:sz w:val="28"/>
-          <w:szCs w:val="28"/>
-        </w:rPr>
-        <w:tab/>
-      </w:r>
+          <w:i/>
+          <w:sz w:val="28"/>
+          <w:szCs w:val="28"/>
+        </w:rPr>
+      </w:pPr>
       <w:r>
         <w:rPr>
           <w:rFonts w:ascii="Times New Roman" w:hAnsi="Times New Roman"/>
@@ -2841,112 +2717,6 @@
           <w:szCs w:val="28"/>
         </w:rPr>
         <w:t xml:space="preserve">  </w:t>
-      </w:r>
-      <w:r>
-        <w:rPr>
-          <w:rFonts w:ascii="Times New Roman" w:hAnsi="Times New Roman"/>
-          <w:i/>
-          <w:sz w:val="28"/>
-          <w:szCs w:val="28"/>
-        </w:rPr>
-        <w:t>(Ký, ghi rõ họ</w:t>
-      </w:r>
-      <w:r>
-        <w:rPr>
-          <w:rFonts w:ascii="Times New Roman" w:hAnsi="Times New Roman"/>
-          <w:i/>
-          <w:sz w:val="28"/>
-          <w:szCs w:val="28"/>
-        </w:rPr>
-        <w:t xml:space="preserve"> tên)    </w:t>
-      </w:r>
-      <w:r>
-        <w:rPr>
-          <w:rFonts w:ascii="Times New Roman" w:hAnsi="Times New Roman"/>
-          <w:i/>
-          <w:sz w:val="28"/>
-          <w:szCs w:val="28"/>
-        </w:rPr>
-        <w:t>(Ký tên, và đóng dấu</w:t>
-      </w:r>
-      <w:r>
-        <w:rPr>
-          <w:rFonts w:ascii="Times New Roman" w:hAnsi="Times New Roman"/>
-          <w:i/>
-          <w:sz w:val="28"/>
-          <w:szCs w:val="28"/>
-        </w:rPr>
-        <w:t>)</w:t>
-      </w:r>
-      <w:r>
-        <w:rPr>
-          <w:rFonts w:ascii="Times New Roman" w:hAnsi="Times New Roman"/>
-          <w:i/>
-          <w:sz w:val="28"/>
-          <w:szCs w:val="28"/>
-        </w:rPr>
-        <w:tab/>
-      </w:r>
-    </w:p>
-    <w:p>
-      <w:pPr>
-        <w:spacing w:after="0" w:line="240" w:lineRule="auto"/>
-        <w:rPr>
-          <w:rFonts w:ascii="Times New Roman" w:hAnsi="Times New Roman"/>
-          <w:i/>
-          <w:sz w:val="28"/>
-          <w:szCs w:val="28"/>
-        </w:rPr>
-      </w:pPr>
-    </w:p>
-    <w:p>
-      <w:pPr>
-        <w:spacing w:after="0" w:line="240" w:lineRule="auto"/>
-        <w:rPr>
-          <w:rFonts w:ascii="Times New Roman" w:hAnsi="Times New Roman"/>
-          <w:i/>
-          <w:sz w:val="28"/>
-          <w:szCs w:val="28"/>
-        </w:rPr>
-      </w:pPr>
-    </w:p>
-    <w:p>
-      <w:pPr>
-        <w:spacing w:after="0" w:line="240" w:lineRule="auto"/>
-        <w:rPr>
-          <w:rFonts w:ascii="Times New Roman" w:hAnsi="Times New Roman"/>
-          <w:b/>
-          <w:i/>
-          <w:sz w:val="28"/>
-          <w:szCs w:val="28"/>
-        </w:rPr>
-      </w:pPr>
-      <w:r>
-        <w:rPr>
-          <w:rFonts w:ascii="Times New Roman" w:hAnsi="Times New Roman"/>
-          <w:i/>
-          <w:sz w:val="28"/>
-          <w:szCs w:val="28"/>
-        </w:rPr>
-        <w:t xml:space="preserve">           </w:t>
-      </w:r>
-      <w:r>
-        <w:rPr>
-          <w:rFonts w:ascii="Times New Roman" w:hAnsi="Times New Roman"/>
-          <w:i/>
-          <w:sz w:val="28"/>
-          <w:szCs w:val="28"/>
-        </w:rPr>
-        <w:t xml:space="preserve">                    </w:t>
-      </w:r>
-      <w:r>
-        <w:rPr>
-          <w:rFonts w:ascii="Times New Roman" w:hAnsi="Times New Roman"/>
-          <w:i/>
-          <w:sz w:val="28"/>
-          <w:szCs w:val="28"/>
-        </w:rPr>
-        <w:t xml:space="preserve">    </w:t>
       </w:r>
       <w:r>
         <w:rPr>
@@ -2993,7 +2763,7 @@
 </file>
 
 <file path=word/endnotes.xml><?xml version="1.0" encoding="utf-8"?>
-<w:endnotes xmlns:wpc="http://schemas.microsoft.com/office/word/2010/wordprocessingCanvas" xmlns:cx="http://schemas.microsoft.com/office/drawing/2014/chartex" xmlns:mc="http://schemas.openxmlformats.org/markup-compatibility/2006" xmlns:o="urn:schemas-microsoft-com:office:office" xmlns:r="http://schemas.openxmlformats.org/officeDocument/2006/relationships" xmlns:m="http://schemas.openxmlformats.org/officeDocument/2006/math" xmlns:v="urn:schemas-microsoft-com:vml" xmlns:wp14="http://schemas.microsoft.com/office/word/2010/wordprocessingDrawing" xmlns:wp="http://schemas.openxmlformats.org/drawingml/2006/wordprocessingDrawing" xmlns:w10="urn:schemas-microsoft-com:office:word" xmlns:w="http://schemas.openxmlformats.org/wordprocessingml/2006/main" xmlns:w14="http://schemas.microsoft.com/office/word/2010/wordml" xmlns:w15="http://schemas.microsoft.com/office/word/2012/wordml" xmlns:w16se="http://schemas.microsoft.com/office/word/2015/wordml/symex" xmlns:wpg="http://schemas.microsoft.com/office/word/2010/wordprocessingGroup" xmlns:wpi="http://schemas.microsoft.com/office/word/2010/wordprocessingInk" xmlns:wne="http://schemas.microsoft.com/office/word/2006/wordml" xmlns:wps="http://schemas.microsoft.com/office/word/2010/wordprocessingShape" mc:Ignorable="w14 w15 w16se wp14">
+<w:endnotes xmlns:wpc="http://schemas.microsoft.com/office/word/2010/wordprocessingCanvas" xmlns:cx="http://schemas.microsoft.com/office/drawing/2014/chartex" xmlns:cx1="http://schemas.microsoft.com/office/drawing/2015/9/8/chartex" xmlns:cx2="http://schemas.microsoft.com/office/drawing/2015/10/21/chartex" xmlns:cx3="http://schemas.microsoft.com/office/drawing/2016/5/9/chartex" xmlns:cx4="http://schemas.microsoft.com/office/drawing/2016/5/10/chartex" xmlns:cx5="http://schemas.microsoft.com/office/drawing/2016/5/11/chartex" xmlns:cx6="http://schemas.microsoft.com/office/drawing/2016/5/12/chartex" xmlns:cx7="http://schemas.microsoft.com/office/drawing/2016/5/13/chartex" xmlns:cx8="http://schemas.microsoft.com/office/drawing/2016/5/14/chartex" xmlns:mc="http://schemas.openxmlformats.org/markup-compatibility/2006" xmlns:aink="http://schemas.microsoft.com/office/drawing/2016/ink" xmlns:am3d="http://schemas.microsoft.com/office/drawing/2017/model3d" xmlns:o="urn:schemas-microsoft-com:office:office" xmlns:oel="http://schemas.microsoft.com/office/2019/extlst" xmlns:r="http://schemas.openxmlformats.org/officeDocument/2006/relationships" xmlns:m="http://schemas.openxmlformats.org/officeDocument/2006/math" xmlns:v="urn:schemas-microsoft-com:vml" xmlns:wp14="http://schemas.microsoft.com/office/word/2010/wordprocessingDrawing" xmlns:wp="http://schemas.openxmlformats.org/drawingml/2006/wordprocessingDrawing" xmlns:w10="urn:schemas-microsoft-com:office:word" xmlns:w="http://schemas.openxmlformats.org/wordprocessingml/2006/main" xmlns:w14="http://schemas.microsoft.com/office/word/2010/wordml" xmlns:w15="http://schemas.microsoft.com/office/word/2012/wordml" xmlns:w16cex="http://schemas.microsoft.com/office/word/2018/wordml/cex" xmlns:w16cid="http://schemas.microsoft.com/office/word/2016/wordml/cid" xmlns:w16="http://schemas.microsoft.com/office/word/2018/wordml" xmlns:w16du="http://schemas.microsoft.com/office/word/2023/wordml/word16du" xmlns:w16sdtdh="http://schemas.microsoft.com/office/word/2020/wordml/sdtdatahash" xmlns:w16sdtfl="http://schemas.microsoft.com/office/word/2024/wordml/sdtformatlock" xmlns:w16se="http://schemas.microsoft.com/office/word/2015/wordml/symex" xmlns:wpg="http://schemas.microsoft.com/office/word/2010/wordprocessingGroup" xmlns:wpi="http://schemas.microsoft.com/office/word/2010/wordprocessingInk" xmlns:wne="http://schemas.microsoft.com/office/word/2006/wordml" xmlns:wps="http://schemas.microsoft.com/office/word/2010/wordprocessingShape" mc:Ignorable="w14 w15 w16se w16cid w16 w16cex w16sdtdh w16sdtfl w16du wp14">
   <w:endnote w:type="separator" w:id="-1">
     <w:p>
       <w:pPr>
@@ -3018,7 +2788,7 @@
 </file>
 
 <file path=word/footer1.xml><?xml version="1.0" encoding="utf-8"?>
-<w:ftr xmlns:wpc="http://schemas.microsoft.com/office/word/2010/wordprocessingCanvas" xmlns:cx="http://schemas.microsoft.com/office/drawing/2014/chartex" xmlns:mc="http://schemas.openxmlformats.org/markup-compatibility/2006" xmlns:o="urn:schemas-microsoft-com:office:office" xmlns:r="http://schemas.openxmlformats.org/officeDocument/2006/relationships" xmlns:m="http://schemas.openxmlformats.org/officeDocument/2006/math" xmlns:v="urn:schemas-microsoft-com:vml" xmlns:wp14="http://schemas.microsoft.com/office/word/2010/wordprocessingDrawing" xmlns:wp="http://schemas.openxmlformats.org/drawingml/2006/wordprocessingDrawing" xmlns:w10="urn:schemas-microsoft-com:office:word" xmlns:w="http://schemas.openxmlformats.org/wordprocessingml/2006/main" xmlns:w14="http://schemas.microsoft.com/office/word/2010/wordml" xmlns:w15="http://schemas.microsoft.com/office/word/2012/wordml" xmlns:w16se="http://schemas.microsoft.com/office/word/2015/wordml/symex" xmlns:wpg="http://schemas.microsoft.com/office/word/2010/wordprocessingGroup" xmlns:wpi="http://schemas.microsoft.com/office/word/2010/wordprocessingInk" xmlns:wne="http://schemas.microsoft.com/office/word/2006/wordml" xmlns:wps="http://schemas.microsoft.com/office/word/2010/wordprocessingShape" mc:Ignorable="w14 w15 w16se wp14">
+<w:ftr xmlns:wpc="http://schemas.microsoft.com/office/word/2010/wordprocessingCanvas" xmlns:cx="http://schemas.microsoft.com/office/drawing/2014/chartex" xmlns:cx1="http://schemas.microsoft.com/office/drawing/2015/9/8/chartex" xmlns:cx2="http://schemas.microsoft.com/office/drawing/2015/10/21/chartex" xmlns:cx3="http://schemas.microsoft.com/office/drawing/2016/5/9/chartex" xmlns:cx4="http://schemas.microsoft.com/office/drawing/2016/5/10/chartex" xmlns:cx5="http://schemas.microsoft.com/office/drawing/2016/5/11/chartex" xmlns:cx6="http://schemas.microsoft.com/office/drawing/2016/5/12/chartex" xmlns:cx7="http://schemas.microsoft.com/office/drawing/2016/5/13/chartex" xmlns:cx8="http://schemas.microsoft.com/office/drawing/2016/5/14/chartex" xmlns:mc="http://schemas.openxmlformats.org/markup-compatibility/2006" xmlns:aink="http://schemas.microsoft.com/office/drawing/2016/ink" xmlns:am3d="http://schemas.microsoft.com/office/drawing/2017/model3d" xmlns:o="urn:schemas-microsoft-com:office:office" xmlns:oel="http://schemas.microsoft.com/office/2019/extlst" xmlns:r="http://schemas.openxmlformats.org/officeDocument/2006/relationships" xmlns:m="http://schemas.openxmlformats.org/officeDocument/2006/math" xmlns:v="urn:schemas-microsoft-com:vml" xmlns:wp14="http://schemas.microsoft.com/office/word/2010/wordprocessingDrawing" xmlns:wp="http://schemas.openxmlformats.org/drawingml/2006/wordprocessingDrawing" xmlns:w10="urn:schemas-microsoft-com:office:word" xmlns:w="http://schemas.openxmlformats.org/wordprocessingml/2006/main" xmlns:w14="http://schemas.microsoft.com/office/word/2010/wordml" xmlns:w15="http://schemas.microsoft.com/office/word/2012/wordml" xmlns:w16cex="http://schemas.microsoft.com/office/word/2018/wordml/cex" xmlns:w16cid="http://schemas.microsoft.com/office/word/2016/wordml/cid" xmlns:w16="http://schemas.microsoft.com/office/word/2018/wordml" xmlns:w16du="http://schemas.microsoft.com/office/word/2023/wordml/word16du" xmlns:w16sdtdh="http://schemas.microsoft.com/office/word/2020/wordml/sdtdatahash" xmlns:w16sdtfl="http://schemas.microsoft.com/office/word/2024/wordml/sdtformatlock" xmlns:w16se="http://schemas.microsoft.com/office/word/2015/wordml/symex" xmlns:wpg="http://schemas.microsoft.com/office/word/2010/wordprocessingGroup" xmlns:wpi="http://schemas.microsoft.com/office/word/2010/wordprocessingInk" xmlns:wne="http://schemas.microsoft.com/office/word/2006/wordml" xmlns:wps="http://schemas.microsoft.com/office/word/2010/wordprocessingShape" mc:Ignorable="w14 w15 w16se w16cid w16 w16cex w16sdtdh w16sdtfl w16du wp14">
   <w:p>
     <w:pPr>
       <w:pStyle w:val="Footer"/>
@@ -3041,7 +2811,7 @@
 </file>
 
 <file path=word/footnotes.xml><?xml version="1.0" encoding="utf-8"?>
-<w:footnotes xmlns:wpc="http://schemas.microsoft.com/office/word/2010/wordprocessingCanvas" xmlns:cx="http://schemas.microsoft.com/office/drawing/2014/chartex" xmlns:mc="http://schemas.openxmlformats.org/markup-compatibility/2006" xmlns:o="urn:schemas-microsoft-com:office:office" xmlns:r="http://schemas.openxmlformats.org/officeDocument/2006/relationships" xmlns:m="http://schemas.openxmlformats.org/officeDocument/2006/math" xmlns:v="urn:schemas-microsoft-com:vml" xmlns:wp14="http://schemas.microsoft.com/office/word/2010/wordprocessingDrawing" xmlns:wp="http://schemas.openxmlformats.org/drawingml/2006/wordprocessingDrawing" xmlns:w10="urn:schemas-microsoft-com:office:word" xmlns:w="http://schemas.openxmlformats.org/wordprocessingml/2006/main" xmlns:w14="http://schemas.microsoft.com/office/word/2010/wordml" xmlns:w15="http://schemas.microsoft.com/office/word/2012/wordml" xmlns:w16se="http://schemas.microsoft.com/office/word/2015/wordml/symex" xmlns:wpg="http://schemas.microsoft.com/office/word/2010/wordprocessingGroup" xmlns:wpi="http://schemas.microsoft.com/office/word/2010/wordprocessingInk" xmlns:wne="http://schemas.microsoft.com/office/word/2006/wordml" xmlns:wps="http://schemas.microsoft.com/office/word/2010/wordprocessingShape" mc:Ignorable="w14 w15 w16se wp14">
+<w:footnotes xmlns:wpc="http://schemas.microsoft.com/office/word/2010/wordprocessingCanvas" xmlns:cx="http://schemas.microsoft.com/office/drawing/2014/chartex" xmlns:cx1="http://schemas.microsoft.com/office/drawing/2015/9/8/chartex" xmlns:cx2="http://schemas.microsoft.com/office/drawing/2015/10/21/chartex" xmlns:cx3="http://schemas.microsoft.com/office/drawing/2016/5/9/chartex" xmlns:cx4="http://schemas.microsoft.com/office/drawing/2016/5/10/chartex" xmlns:cx5="http://schemas.microsoft.com/office/drawing/2016/5/11/chartex" xmlns:cx6="http://schemas.microsoft.com/office/drawing/2016/5/12/chartex" xmlns:cx7="http://schemas.microsoft.com/office/drawing/2016/5/13/chartex" xmlns:cx8="http://schemas.microsoft.com/office/drawing/2016/5/14/chartex" xmlns:mc="http://schemas.openxmlformats.org/markup-compatibility/2006" xmlns:aink="http://schemas.microsoft.com/office/drawing/2016/ink" xmlns:am3d="http://schemas.microsoft.com/office/drawing/2017/model3d" xmlns:o="urn:schemas-microsoft-com:office:office" xmlns:oel="http://schemas.microsoft.com/office/2019/extlst" xmlns:r="http://schemas.openxmlformats.org/officeDocument/2006/relationships" xmlns:m="http://schemas.openxmlformats.org/officeDocument/2006/math" xmlns:v="urn:schemas-microsoft-com:vml" xmlns:wp14="http://schemas.microsoft.com/office/word/2010/wordprocessingDrawing" xmlns:wp="http://schemas.openxmlformats.org/drawingml/2006/wordprocessingDrawing" xmlns:w10="urn:schemas-microsoft-com:office:word" xmlns:w="http://schemas.openxmlformats.org/wordprocessingml/2006/main" xmlns:w14="http://schemas.microsoft.com/office/word/2010/wordml" xmlns:w15="http://schemas.microsoft.com/office/word/2012/wordml" xmlns:w16cex="http://schemas.microsoft.com/office/word/2018/wordml/cex" xmlns:w16cid="http://schemas.microsoft.com/office/word/2016/wordml/cid" xmlns:w16="http://schemas.microsoft.com/office/word/2018/wordml" xmlns:w16du="http://schemas.microsoft.com/office/word/2023/wordml/word16du" xmlns:w16sdtdh="http://schemas.microsoft.com/office/word/2020/wordml/sdtdatahash" xmlns:w16sdtfl="http://schemas.microsoft.com/office/word/2024/wordml/sdtformatlock" xmlns:w16se="http://schemas.microsoft.com/office/word/2015/wordml/symex" xmlns:wpg="http://schemas.microsoft.com/office/word/2010/wordprocessingGroup" xmlns:wpi="http://schemas.microsoft.com/office/word/2010/wordprocessingInk" xmlns:wne="http://schemas.microsoft.com/office/word/2006/wordml" xmlns:wps="http://schemas.microsoft.com/office/word/2010/wordprocessingShape" mc:Ignorable="w14 w15 w16se w16cid w16 w16cex w16sdtdh w16sdtfl w16du wp14">
   <w:footnote w:type="separator" w:id="-1">
     <w:p>
       <w:pPr>
@@ -3066,7 +2836,7 @@
 </file>
 
 <file path=word/numbering.xml><?xml version="1.0" encoding="utf-8"?>
-<w:numbering xmlns:wpc="http://schemas.microsoft.com/office/word/2010/wordprocessingCanvas" xmlns:cx="http://schemas.microsoft.com/office/drawing/2014/chartex" xmlns:mc="http://schemas.openxmlformats.org/markup-compatibility/2006" xmlns:o="urn:schemas-microsoft-com:office:office" xmlns:r="http://schemas.openxmlformats.org/officeDocument/2006/relationships" xmlns:m="http://schemas.openxmlformats.org/officeDocument/2006/math" xmlns:v="urn:schemas-microsoft-com:vml" xmlns:wp14="http://schemas.microsoft.com/office/word/2010/wordprocessingDrawing" xmlns:wp="http://schemas.openxmlformats.org/drawingml/2006/wordprocessingDrawing" xmlns:w10="urn:schemas-microsoft-com:office:word" xmlns:w="http://schemas.openxmlformats.org/wordprocessingml/2006/main" xmlns:w14="http://schemas.microsoft.com/office/word/2010/wordml" xmlns:w15="http://schemas.microsoft.com/office/word/2012/wordml" xmlns:w16se="http://schemas.microsoft.com/office/word/2015/wordml/symex" xmlns:wpg="http://schemas.microsoft.com/office/word/2010/wordprocessingGroup" xmlns:wpi="http://schemas.microsoft.com/office/word/2010/wordprocessingInk" xmlns:wne="http://schemas.microsoft.com/office/word/2006/wordml" xmlns:wps="http://schemas.microsoft.com/office/word/2010/wordprocessingShape" mc:Ignorable="w14 w15 w16se wp14">
+<w:numbering xmlns:wpc="http://schemas.microsoft.com/office/word/2010/wordprocessingCanvas" xmlns:cx="http://schemas.microsoft.com/office/drawing/2014/chartex" xmlns:cx1="http://schemas.microsoft.com/office/drawing/2015/9/8/chartex" xmlns:cx2="http://schemas.microsoft.com/office/drawing/2015/10/21/chartex" xmlns:cx3="http://schemas.microsoft.com/office/drawing/2016/5/9/chartex" xmlns:cx4="http://schemas.microsoft.com/office/drawing/2016/5/10/chartex" xmlns:cx5="http://schemas.microsoft.com/office/drawing/2016/5/11/chartex" xmlns:cx6="http://schemas.microsoft.com/office/drawing/2016/5/12/chartex" xmlns:cx7="http://schemas.microsoft.com/office/drawing/2016/5/13/chartex" xmlns:cx8="http://schemas.microsoft.com/office/drawing/2016/5/14/chartex" xmlns:mc="http://schemas.openxmlformats.org/markup-compatibility/2006" xmlns:aink="http://schemas.microsoft.com/office/drawing/2016/ink" xmlns:am3d="http://schemas.microsoft.com/office/drawing/2017/model3d" xmlns:o="urn:schemas-microsoft-com:office:office" xmlns:oel="http://schemas.microsoft.com/office/2019/extlst" xmlns:r="http://schemas.openxmlformats.org/officeDocument/2006/relationships" xmlns:m="http://schemas.openxmlformats.org/officeDocument/2006/math" xmlns:v="urn:schemas-microsoft-com:vml" xmlns:wp14="http://schemas.microsoft.com/office/word/2010/wordprocessingDrawing" xmlns:wp="http://schemas.openxmlformats.org/drawingml/2006/wordprocessingDrawing" xmlns:w10="urn:schemas-microsoft-com:office:word" xmlns:w="http://schemas.openxmlformats.org/wordprocessingml/2006/main" xmlns:w14="http://schemas.microsoft.com/office/word/2010/wordml" xmlns:w15="http://schemas.microsoft.com/office/word/2012/wordml" xmlns:w16cex="http://schemas.microsoft.com/office/word/2018/wordml/cex" xmlns:w16cid="http://schemas.microsoft.com/office/word/2016/wordml/cid" xmlns:w16="http://schemas.microsoft.com/office/word/2018/wordml" xmlns:w16du="http://schemas.microsoft.com/office/word/2023/wordml/word16du" xmlns:w16sdtdh="http://schemas.microsoft.com/office/word/2020/wordml/sdtdatahash" xmlns:w16sdtfl="http://schemas.microsoft.com/office/word/2024/wordml/sdtformatlock" xmlns:w16se="http://schemas.microsoft.com/office/word/2015/wordml/symex" xmlns:wpg="http://schemas.microsoft.com/office/word/2010/wordprocessingGroup" xmlns:wpi="http://schemas.microsoft.com/office/word/2010/wordprocessingInk" xmlns:wne="http://schemas.microsoft.com/office/word/2006/wordml" xmlns:wps="http://schemas.microsoft.com/office/word/2010/wordprocessingShape" mc:Ignorable="w14 w15 w16se w16cid w16 w16cex w16sdtdh w16sdtfl w16du wp14">
   <w:abstractNum w:abstractNumId="0" w15:restartNumberingAfterBreak="0">
     <w:nsid w:val="0E0A5011"/>
     <w:multiLevelType w:val="multilevel"/>
@@ -3562,26 +3332,26 @@
       </w:pPr>
     </w:lvl>
   </w:abstractNum>
-  <w:num w:numId="1">
+  <w:num w:numId="1" w16cid:durableId="928387628">
     <w:abstractNumId w:val="0"/>
   </w:num>
-  <w:num w:numId="2">
+  <w:num w:numId="2" w16cid:durableId="1382248833">
     <w:abstractNumId w:val="1"/>
   </w:num>
-  <w:num w:numId="3">
+  <w:num w:numId="3" w16cid:durableId="149952828">
     <w:abstractNumId w:val="3"/>
   </w:num>
-  <w:num w:numId="4">
+  <w:num w:numId="4" w16cid:durableId="522594443">
     <w:abstractNumId w:val="4"/>
   </w:num>
-  <w:num w:numId="5">
+  <w:num w:numId="5" w16cid:durableId="2083940602">
     <w:abstractNumId w:val="2"/>
   </w:num>
 </w:numbering>
 </file>
 
 <file path=word/styles.xml><?xml version="1.0" encoding="utf-8"?>
-<w:styles xmlns:mc="http://schemas.openxmlformats.org/markup-compatibility/2006" xmlns:r="http://schemas.openxmlformats.org/officeDocument/2006/relationships" xmlns:w="http://schemas.openxmlformats.org/wordprocessingml/2006/main" xmlns:w14="http://schemas.microsoft.com/office/word/2010/wordml" xmlns:w15="http://schemas.microsoft.com/office/word/2012/wordml" xmlns:w16se="http://schemas.microsoft.com/office/word/2015/wordml/symex" mc:Ignorable="w14 w15 w16se">
+<w:styles xmlns:mc="http://schemas.openxmlformats.org/markup-compatibility/2006" xmlns:r="http://schemas.openxmlformats.org/officeDocument/2006/relationships" xmlns:w="http://schemas.openxmlformats.org/wordprocessingml/2006/main" xmlns:w14="http://schemas.microsoft.com/office/word/2010/wordml" xmlns:w15="http://schemas.microsoft.com/office/word/2012/wordml" xmlns:w16cex="http://schemas.microsoft.com/office/word/2018/wordml/cex" xmlns:w16cid="http://schemas.microsoft.com/office/word/2016/wordml/cid" xmlns:w16="http://schemas.microsoft.com/office/word/2018/wordml" xmlns:w16du="http://schemas.microsoft.com/office/word/2023/wordml/word16du" xmlns:w16sdtdh="http://schemas.microsoft.com/office/word/2020/wordml/sdtdatahash" xmlns:w16sdtfl="http://schemas.microsoft.com/office/word/2024/wordml/sdtformatlock" xmlns:w16se="http://schemas.microsoft.com/office/word/2015/wordml/symex" mc:Ignorable="w14 w15 w16se w16cid w16 w16cex w16sdtdh w16sdtfl w16du">
   <w:docDefaults>
     <w:rPrDefault>
       <w:rPr>
@@ -3597,7 +3367,7 @@
       </w:pPr>
     </w:pPrDefault>
   </w:docDefaults>
-  <w:latentStyles w:defLockedState="0" w:defUIPriority="99" w:defSemiHidden="0" w:defUnhideWhenUsed="0" w:defQFormat="0" w:count="371">
+  <w:latentStyles w:defLockedState="0" w:defUIPriority="99" w:defSemiHidden="0" w:defUnhideWhenUsed="0" w:defQFormat="0" w:count="376">
     <w:lsdException w:name="Normal" w:uiPriority="0" w:qFormat="1"/>
     <w:lsdException w:name="heading 1" w:uiPriority="9" w:qFormat="1"/>
     <w:lsdException w:name="heading 2" w:semiHidden="1" w:uiPriority="9" w:unhideWhenUsed="1" w:qFormat="1"/>
@@ -3969,6 +3739,11 @@
     <w:lsdException w:name="List Table 5 Dark Accent 6" w:uiPriority="50"/>
     <w:lsdException w:name="List Table 6 Colorful Accent 6" w:uiPriority="51"/>
     <w:lsdException w:name="List Table 7 Colorful Accent 6" w:uiPriority="52"/>
+    <w:lsdException w:name="Mention" w:semiHidden="1" w:unhideWhenUsed="1"/>
+    <w:lsdException w:name="Smart Hyperlink" w:semiHidden="1" w:unhideWhenUsed="1"/>
+    <w:lsdException w:name="Hashtag" w:semiHidden="1" w:unhideWhenUsed="1"/>
+    <w:lsdException w:name="Unresolved Mention" w:semiHidden="1" w:unhideWhenUsed="1"/>
+    <w:lsdException w:name="Smart Link" w:semiHidden="1" w:unhideWhenUsed="1"/>
   </w:latentStyles>
   <w:style w:type="paragraph" w:default="1" w:styleId="Normal">
     <w:name w:val="Normal"/>
